--- a/t02_s1.docx
+++ b/t02_s1.docx
@@ -3,2168 +3,1698 @@
 <w:document xmlns:wpc="http://schemas.microsoft.com/office/word/2010/wordprocessingCanvas" xmlns:mo="http://schemas.microsoft.com/office/mac/office/2008/main" xmlns:mc="http://schemas.openxmlformats.org/markup-compatibility/2006" xmlns:mv="urn:schemas-microsoft-com:mac:vml" xmlns:o="urn:schemas-microsoft-com:office:office" xmlns:r="http://schemas.openxmlformats.org/officeDocument/2006/relationships" xmlns:m="http://schemas.openxmlformats.org/officeDocument/2006/math" xmlns:v="urn:schemas-microsoft-com:vml" xmlns:wp14="http://schemas.microsoft.com/office/word/2010/wordprocessingDrawing" xmlns:wp="http://schemas.openxmlformats.org/drawingml/2006/wordprocessingDrawing" xmlns:w10="urn:schemas-microsoft-com:office:word" xmlns:w="http://schemas.openxmlformats.org/wordprocessingml/2006/main" xmlns:w14="http://schemas.microsoft.com/office/word/2010/wordml" xmlns:wpg="http://schemas.microsoft.com/office/word/2010/wordprocessingGroup" xmlns:wpi="http://schemas.microsoft.com/office/word/2010/wordprocessingInk" xmlns:wne="http://schemas.microsoft.com/office/word/2006/wordml" xmlns:wps="http://schemas.microsoft.com/office/word/2010/wordprocessingShape" mc:Ignorable="w14 wp14">
   <w:body>
     <w:p>
-      <w:pPr>
-        <w:spacing w:after="20" w:before="120"/>
-      </w:pPr>
-      <w:r>
-        <w:rPr>
-          <w:b/>
-          <w:sz w:val="22"/>
-        </w:rPr>
-        <w:t>Question: In a 35-year-old female, USG shows 2mm mass and CA125 is reactive. What is the diagnosis in this patient?</w:t>
-      </w:r>
-    </w:p>
-    <w:p>
-      <w:pPr>
-        <w:spacing w:after="0" w:before="0"/>
-      </w:pPr>
-      <w:r>
-        <w:rPr>
-          <w:b w:val="0"/>
-          <w:sz w:val="22"/>
-        </w:rPr>
-        <w:t>(a) Ovarian cancer</w:t>
-      </w:r>
-    </w:p>
-    <w:p>
-      <w:pPr>
-        <w:spacing w:after="0" w:before="0"/>
-      </w:pPr>
-      <w:r>
-        <w:rPr>
-          <w:b w:val="0"/>
-          <w:sz w:val="22"/>
-        </w:rPr>
-        <w:t>(b) Cervical cancer</w:t>
-      </w:r>
-    </w:p>
-    <w:p>
-      <w:pPr>
-        <w:spacing w:after="0" w:before="0"/>
-      </w:pPr>
-      <w:r>
-        <w:rPr>
-          <w:b w:val="0"/>
-          <w:sz w:val="22"/>
-        </w:rPr>
-        <w:t>(c) Mucosal cancer</w:t>
-      </w:r>
-    </w:p>
-    <w:p>
-      <w:pPr>
-        <w:spacing w:after="0" w:before="0"/>
-      </w:pPr>
-      <w:r>
-        <w:rPr>
-          <w:b w:val="0"/>
-          <w:sz w:val="22"/>
-        </w:rPr>
-        <w:t>(d) Uterine cancer</w:t>
-      </w:r>
-    </w:p>
-    <w:p>
-      <w:pPr>
-        <w:spacing w:after="0" w:before="40"/>
-      </w:pPr>
-      <w:r>
-        <w:rPr>
-          <w:b/>
-          <w:sz w:val="22"/>
-        </w:rPr>
-        <w:t>Answer: a</w:t>
-      </w:r>
-    </w:p>
-    <w:p>
-      <w:pPr>
-        <w:spacing w:after="0" w:before="0"/>
-      </w:pPr>
-      <w:r>
-        <w:rPr>
-          <w:b w:val="0"/>
-          <w:sz w:val="21"/>
-        </w:rPr>
-        <w:t>Solution: A 2 mm adnexal mass with raised CA-125 in a 35-year-old female suggests ovarian cancer.</w:t>
-      </w:r>
-    </w:p>
-    <w:p>
-      <w:pPr>
-        <w:spacing w:after="0" w:before="0"/>
-      </w:pPr>
-      <w:r>
-        <w:rPr>
-          <w:b w:val="0"/>
-          <w:sz w:val="20"/>
-        </w:rPr>
-        <w:t>Positive Marks: 1</w:t>
-      </w:r>
-    </w:p>
-    <w:p>
-      <w:pPr>
-        <w:spacing w:after="160" w:before="0"/>
-      </w:pPr>
-      <w:r>
-        <w:rPr>
-          <w:b w:val="0"/>
-          <w:sz w:val="20"/>
-        </w:rPr>
-        <w:t>Negative Marks: 0.25</w:t>
-      </w:r>
-    </w:p>
-    <w:p>
-      <w:pPr>
-        <w:spacing w:after="20" w:before="120"/>
-      </w:pPr>
-      <w:r>
-        <w:rPr>
-          <w:b/>
-          <w:sz w:val="22"/>
-        </w:rPr>
-        <w:t>Question: Which finding in a client receiving a blood transfusion requires the nurse to STOP the transfusion immediately?</w:t>
-      </w:r>
-    </w:p>
-    <w:p>
-      <w:pPr>
-        <w:spacing w:after="0" w:before="0"/>
-      </w:pPr>
-      <w:r>
-        <w:rPr>
-          <w:b w:val="0"/>
-          <w:sz w:val="22"/>
-        </w:rPr>
-        <w:t>(a) Heart rate increase of 6 beats/min</w:t>
-      </w:r>
-    </w:p>
-    <w:p>
-      <w:pPr>
-        <w:spacing w:after="0" w:before="0"/>
-      </w:pPr>
-      <w:r>
-        <w:rPr>
-          <w:b w:val="0"/>
-          <w:sz w:val="22"/>
-        </w:rPr>
-        <w:t>(b) Mild headache</w:t>
-      </w:r>
-    </w:p>
-    <w:p>
-      <w:pPr>
-        <w:spacing w:after="0" w:before="0"/>
-      </w:pPr>
-      <w:r>
-        <w:rPr>
-          <w:b w:val="0"/>
-          <w:sz w:val="22"/>
-        </w:rPr>
-        <w:t>(c) Slight redness around the IV site</w:t>
-      </w:r>
-    </w:p>
-    <w:p>
-      <w:pPr>
-        <w:spacing w:after="0" w:before="0"/>
-      </w:pPr>
-      <w:r>
-        <w:rPr>
-          <w:b w:val="0"/>
-          <w:sz w:val="22"/>
-        </w:rPr>
-        <w:t>(d) Temperature 38.9°C with chills and low back pain</w:t>
-      </w:r>
-    </w:p>
-    <w:p>
-      <w:pPr>
-        <w:spacing w:after="0" w:before="40"/>
-      </w:pPr>
-      <w:r>
-        <w:rPr>
-          <w:b/>
-          <w:sz w:val="22"/>
-        </w:rPr>
-        <w:t>Answer: d</w:t>
-      </w:r>
-    </w:p>
-    <w:p>
-      <w:pPr>
-        <w:spacing w:after="0" w:before="0"/>
-      </w:pPr>
-      <w:r>
-        <w:rPr>
-          <w:b w:val="0"/>
-          <w:sz w:val="21"/>
-        </w:rPr>
-        <w:t>Solution: Fever, chills and low back pain are the classic triad of a hemolytic transfusion reaction; the infusion must be stopped at once and the blood returned to the blood bank.</w:t>
-      </w:r>
-    </w:p>
-    <w:p>
-      <w:pPr>
-        <w:spacing w:after="0" w:before="0"/>
-      </w:pPr>
-      <w:r>
-        <w:rPr>
-          <w:b w:val="0"/>
-          <w:sz w:val="20"/>
-        </w:rPr>
-        <w:t>Positive Marks: 1</w:t>
-      </w:r>
-    </w:p>
-    <w:p>
-      <w:pPr>
-        <w:spacing w:after="160" w:before="0"/>
-      </w:pPr>
-      <w:r>
-        <w:rPr>
-          <w:b w:val="0"/>
-          <w:sz w:val="20"/>
-        </w:rPr>
-        <w:t>Negative Marks: 0.25</w:t>
-      </w:r>
-    </w:p>
-    <w:p>
-      <w:pPr>
-        <w:spacing w:after="20" w:before="120"/>
-      </w:pPr>
-      <w:r>
-        <w:rPr>
-          <w:b/>
-          <w:sz w:val="22"/>
-        </w:rPr>
-        <w:t>Question: Aunt: Colony: Fish:?</w:t>
-      </w:r>
-    </w:p>
-    <w:p>
-      <w:pPr>
-        <w:spacing w:after="0" w:before="0"/>
-      </w:pPr>
-      <w:r>
-        <w:rPr>
-          <w:b w:val="0"/>
-          <w:sz w:val="22"/>
-        </w:rPr>
-        <w:t>(a) Bunch</w:t>
-      </w:r>
-    </w:p>
-    <w:p>
-      <w:pPr>
-        <w:spacing w:after="0" w:before="0"/>
-      </w:pPr>
-      <w:r>
-        <w:rPr>
-          <w:b w:val="0"/>
-          <w:sz w:val="22"/>
-        </w:rPr>
-        <w:t>(b) Herd</w:t>
-      </w:r>
-    </w:p>
-    <w:p>
-      <w:pPr>
-        <w:spacing w:after="0" w:before="0"/>
-      </w:pPr>
-      <w:r>
-        <w:rPr>
-          <w:b w:val="0"/>
-          <w:sz w:val="22"/>
-        </w:rPr>
-        <w:t>(c) School</w:t>
-      </w:r>
-    </w:p>
-    <w:p>
-      <w:pPr>
-        <w:spacing w:after="0" w:before="0"/>
-      </w:pPr>
-      <w:r>
-        <w:rPr>
-          <w:b w:val="0"/>
-          <w:sz w:val="22"/>
-        </w:rPr>
-        <w:t>(d) Swarm</w:t>
-      </w:r>
-    </w:p>
-    <w:p>
-      <w:pPr>
-        <w:spacing w:after="0" w:before="40"/>
-      </w:pPr>
-      <w:r>
-        <w:rPr>
-          <w:b/>
-          <w:sz w:val="22"/>
-        </w:rPr>
-        <w:t>Answer: c</w:t>
-      </w:r>
-    </w:p>
-    <w:p>
-      <w:pPr>
-        <w:spacing w:after="0" w:before="0"/>
-      </w:pPr>
-      <w:r>
-        <w:rPr>
-          <w:b w:val="0"/>
-          <w:sz w:val="21"/>
-        </w:rPr>
-        <w:t>Solution: Analogical reasoning involves finding similarities between two different sets of objects or concepts and drawing inferences based on those similarities. In this question, the task is to find the relationship between the words "aunt" and "colony" and apply the same relationship to the word "fish" to determine which option fits. National songs -en &amp; anch match words Reasoning) &amp; - &amp; The relationship between "aunt" and "colony" is that the collective noun for a group of aunts is a colony. Similarly, the collective noun for a group of fish is a school, which is the correct answer (option B). Therefore, the correct answer is B: School.</w:t>
-      </w:r>
-    </w:p>
-    <w:p>
-      <w:pPr>
-        <w:spacing w:after="0" w:before="0"/>
-      </w:pPr>
-      <w:r>
-        <w:rPr>
-          <w:b w:val="0"/>
-          <w:sz w:val="20"/>
-        </w:rPr>
-        <w:t>Positive Marks: 1</w:t>
-      </w:r>
-    </w:p>
-    <w:p>
-      <w:pPr>
-        <w:spacing w:after="160" w:before="0"/>
-      </w:pPr>
-      <w:r>
-        <w:rPr>
-          <w:b w:val="0"/>
-          <w:sz w:val="20"/>
-        </w:rPr>
-        <w:t>Negative Marks: 0.25</w:t>
-      </w:r>
-    </w:p>
-    <w:p>
-      <w:pPr>
-        <w:spacing w:after="20" w:before="120"/>
-      </w:pPr>
-      <w:r>
-        <w:rPr>
-          <w:b/>
-          <w:sz w:val="22"/>
-        </w:rPr>
-        <w:t>Question: The nurse notes that a client's abdominal wound has dehisced and bowel is protruding. What should the nurse do FIRST?</w:t>
-      </w:r>
-    </w:p>
-    <w:p>
-      <w:pPr>
-        <w:spacing w:after="0" w:before="0"/>
-      </w:pPr>
-      <w:r>
-        <w:rPr>
-          <w:b w:val="0"/>
-          <w:sz w:val="22"/>
-        </w:rPr>
-        <w:t>(a) Gently push the bowel back into the abdomen</w:t>
-      </w:r>
-    </w:p>
-    <w:p>
-      <w:pPr>
-        <w:spacing w:after="0" w:before="0"/>
-      </w:pPr>
-      <w:r>
-        <w:rPr>
-          <w:b w:val="0"/>
-          <w:sz w:val="22"/>
-        </w:rPr>
-        <w:t>(b) Apply a dry sterile dressing</w:t>
-      </w:r>
-    </w:p>
-    <w:p>
-      <w:pPr>
-        <w:spacing w:after="0" w:before="0"/>
-      </w:pPr>
-      <w:r>
-        <w:rPr>
-          <w:b w:val="0"/>
-          <w:sz w:val="22"/>
-        </w:rPr>
-        <w:t>(c) Cover the wound with sterile saline-soaked dressings</w:t>
-      </w:r>
-    </w:p>
-    <w:p>
-      <w:pPr>
-        <w:spacing w:after="0" w:before="0"/>
-      </w:pPr>
-      <w:r>
-        <w:rPr>
-          <w:b w:val="0"/>
-          <w:sz w:val="22"/>
-        </w:rPr>
-        <w:t>(d) Place the client flat and wait for the surgeon</w:t>
-      </w:r>
-    </w:p>
-    <w:p>
-      <w:pPr>
-        <w:spacing w:after="0" w:before="40"/>
-      </w:pPr>
-      <w:r>
-        <w:rPr>
-          <w:b/>
-          <w:sz w:val="22"/>
-        </w:rPr>
-        <w:t>Answer: c</w:t>
-      </w:r>
-    </w:p>
-    <w:p>
-      <w:pPr>
-        <w:spacing w:after="0" w:before="0"/>
-      </w:pPr>
-      <w:r>
-        <w:rPr>
-          <w:b w:val="0"/>
-          <w:sz w:val="21"/>
-        </w:rPr>
-        <w:t>Solution: Eviscerated bowel must be kept moist with sterile saline-soaked gauze to prevent drying and necrosis; it is never pushed back, and the surgeon is notified immediately.</w:t>
-      </w:r>
-    </w:p>
-    <w:p>
-      <w:pPr>
-        <w:spacing w:after="0" w:before="0"/>
-      </w:pPr>
-      <w:r>
-        <w:rPr>
-          <w:b w:val="0"/>
-          <w:sz w:val="20"/>
-        </w:rPr>
-        <w:t>Positive Marks: 1</w:t>
-      </w:r>
-    </w:p>
-    <w:p>
-      <w:pPr>
-        <w:spacing w:after="160" w:before="0"/>
-      </w:pPr>
-      <w:r>
-        <w:rPr>
-          <w:b w:val="0"/>
-          <w:sz w:val="20"/>
-        </w:rPr>
-        <w:t>Negative Marks: 0.25</w:t>
-      </w:r>
-    </w:p>
-    <w:p>
-      <w:pPr>
-        <w:spacing w:after="20" w:before="120"/>
-      </w:pPr>
-      <w:r>
-        <w:rPr>
-          <w:b/>
-          <w:sz w:val="22"/>
-        </w:rPr>
-        <w:t>Question: To perform catheterization, the nurse should place a woman in</w:t>
-      </w:r>
-    </w:p>
-    <w:p>
-      <w:pPr>
-        <w:spacing w:after="0" w:before="0"/>
-      </w:pPr>
-      <w:r>
-        <w:rPr>
-          <w:b w:val="0"/>
-          <w:sz w:val="22"/>
-        </w:rPr>
-        <w:t>(a) Sim's position</w:t>
-      </w:r>
-    </w:p>
-    <w:p>
-      <w:pPr>
-        <w:spacing w:after="0" w:before="0"/>
-      </w:pPr>
-      <w:r>
-        <w:rPr>
-          <w:b w:val="0"/>
-          <w:sz w:val="22"/>
-        </w:rPr>
-        <w:t>(b) Lithotomy position</w:t>
-      </w:r>
-    </w:p>
-    <w:p>
-      <w:pPr>
-        <w:spacing w:after="0" w:before="0"/>
-      </w:pPr>
-      <w:r>
-        <w:rPr>
-          <w:b w:val="0"/>
-          <w:sz w:val="22"/>
-        </w:rPr>
-        <w:t>(c) Dorsal recumbent position</w:t>
-      </w:r>
-    </w:p>
-    <w:p>
-      <w:pPr>
-        <w:spacing w:after="0" w:before="0"/>
-      </w:pPr>
-      <w:r>
-        <w:rPr>
-          <w:b w:val="0"/>
-          <w:sz w:val="22"/>
-        </w:rPr>
-        <w:t>(d) Trendelenburg position</w:t>
-      </w:r>
-    </w:p>
-    <w:p>
-      <w:pPr>
-        <w:spacing w:after="0" w:before="40"/>
-      </w:pPr>
-      <w:r>
-        <w:rPr>
-          <w:b/>
-          <w:sz w:val="22"/>
-        </w:rPr>
-        <w:t>Answer: c</w:t>
-      </w:r>
-    </w:p>
-    <w:p>
-      <w:pPr>
-        <w:spacing w:after="0" w:before="0"/>
-      </w:pPr>
-      <w:r>
-        <w:rPr>
-          <w:b w:val="0"/>
-          <w:sz w:val="21"/>
-        </w:rPr>
-        <w:t>Solution: For urinary catheterization, the woman is placed in the dorsal recumbent position.</w:t>
-      </w:r>
-    </w:p>
-    <w:p>
-      <w:pPr>
-        <w:spacing w:after="0" w:before="0"/>
-      </w:pPr>
-      <w:r>
-        <w:rPr>
-          <w:b w:val="0"/>
-          <w:sz w:val="20"/>
-        </w:rPr>
-        <w:t>Positive Marks: 1</w:t>
-      </w:r>
-    </w:p>
-    <w:p>
-      <w:pPr>
-        <w:spacing w:after="160" w:before="0"/>
-      </w:pPr>
-      <w:r>
-        <w:rPr>
-          <w:b w:val="0"/>
-          <w:sz w:val="20"/>
-        </w:rPr>
-        <w:t>Negative Marks: 0.25</w:t>
-      </w:r>
-    </w:p>
-    <w:p>
-      <w:pPr>
-        <w:spacing w:after="20" w:before="120"/>
-      </w:pPr>
-      <w:r>
-        <w:rPr>
-          <w:b/>
-          <w:sz w:val="22"/>
-        </w:rPr>
-        <w:t>Question: What complication should the on-duty nurse assess for in a patient who presents to the emergency department with a circumferential burn?</w:t>
-      </w:r>
-    </w:p>
-    <w:p>
-      <w:pPr>
-        <w:spacing w:after="0" w:before="0"/>
-      </w:pPr>
-      <w:r>
-        <w:rPr>
-          <w:b w:val="0"/>
-          <w:sz w:val="22"/>
-        </w:rPr>
-        <w:t>(a) Airway obstruction</w:t>
-      </w:r>
-    </w:p>
-    <w:p>
-      <w:pPr>
-        <w:spacing w:after="0" w:before="0"/>
-      </w:pPr>
-      <w:r>
-        <w:rPr>
-          <w:b w:val="0"/>
-          <w:sz w:val="22"/>
-        </w:rPr>
-        <w:t>(b) Poor respiratory effort</w:t>
-      </w:r>
-    </w:p>
-    <w:p>
-      <w:pPr>
-        <w:spacing w:after="0" w:before="0"/>
-      </w:pPr>
-      <w:r>
-        <w:rPr>
-          <w:b w:val="0"/>
-          <w:sz w:val="22"/>
-        </w:rPr>
-        <w:t>(c) Absent peripheral pulse</w:t>
-      </w:r>
-    </w:p>
-    <w:p>
-      <w:pPr>
-        <w:spacing w:after="0" w:before="0"/>
-      </w:pPr>
-      <w:r>
-        <w:rPr>
-          <w:b w:val="0"/>
-          <w:sz w:val="22"/>
-        </w:rPr>
-        <w:t>(d) All of the above</w:t>
-      </w:r>
-    </w:p>
-    <w:p>
-      <w:pPr>
-        <w:spacing w:after="0" w:before="40"/>
-      </w:pPr>
-      <w:r>
-        <w:rPr>
-          <w:b/>
-          <w:sz w:val="22"/>
-        </w:rPr>
-        <w:t>Answer: d</w:t>
-      </w:r>
-    </w:p>
-    <w:p>
-      <w:pPr>
-        <w:spacing w:after="0" w:before="0"/>
-      </w:pPr>
-      <w:r>
-        <w:rPr>
-          <w:b w:val="0"/>
-          <w:sz w:val="21"/>
-        </w:rPr>
-        <w:t>Solution: A circumferential burn can impair breathing and distal circulation; the nurse should assess for airway obstruction, poor respiratory effort and absent peripheral pulse - all of the above.</w:t>
-      </w:r>
-    </w:p>
-    <w:p>
-      <w:pPr>
-        <w:spacing w:after="0" w:before="0"/>
-      </w:pPr>
-      <w:r>
-        <w:rPr>
-          <w:b w:val="0"/>
-          <w:sz w:val="20"/>
-        </w:rPr>
-        <w:t>Positive Marks: 1</w:t>
-      </w:r>
-    </w:p>
-    <w:p>
-      <w:pPr>
-        <w:spacing w:after="160" w:before="0"/>
-      </w:pPr>
-      <w:r>
-        <w:rPr>
-          <w:b w:val="0"/>
-          <w:sz w:val="20"/>
-        </w:rPr>
-        <w:t>Negative Marks: 0.25</w:t>
-      </w:r>
-    </w:p>
-    <w:p>
-      <w:pPr>
-        <w:spacing w:after="20" w:before="120"/>
-      </w:pPr>
-      <w:r>
-        <w:rPr>
-          <w:b/>
-          <w:sz w:val="22"/>
-        </w:rPr>
-        <w:t>Question: Visualization of bone or muscle involvement occurs in which stage of burn injury?</w:t>
-      </w:r>
-    </w:p>
-    <w:p>
-      <w:pPr>
-        <w:spacing w:after="0" w:before="0"/>
-      </w:pPr>
-      <w:r>
-        <w:rPr>
-          <w:b w:val="0"/>
-          <w:sz w:val="22"/>
-        </w:rPr>
-        <w:t>(a) 3rd stage</w:t>
-      </w:r>
-    </w:p>
-    <w:p>
-      <w:pPr>
-        <w:spacing w:after="0" w:before="0"/>
-      </w:pPr>
-      <w:r>
-        <w:rPr>
-          <w:b w:val="0"/>
-          <w:sz w:val="22"/>
-        </w:rPr>
-        <w:t>(b) 4th stage</w:t>
-      </w:r>
-    </w:p>
-    <w:p>
-      <w:pPr>
-        <w:spacing w:after="0" w:before="0"/>
-      </w:pPr>
-      <w:r>
-        <w:rPr>
-          <w:b w:val="0"/>
-          <w:sz w:val="22"/>
-        </w:rPr>
-        <w:t>(c) 2nd stage</w:t>
-      </w:r>
-    </w:p>
-    <w:p>
-      <w:pPr>
-        <w:spacing w:after="0" w:before="0"/>
-      </w:pPr>
-      <w:r>
-        <w:rPr>
-          <w:b w:val="0"/>
-          <w:sz w:val="22"/>
-        </w:rPr>
-        <w:t>(d) 1st stage</w:t>
-      </w:r>
-    </w:p>
-    <w:p>
-      <w:pPr>
-        <w:spacing w:after="0" w:before="40"/>
-      </w:pPr>
-      <w:r>
-        <w:rPr>
-          <w:b/>
-          <w:sz w:val="22"/>
-        </w:rPr>
-        <w:t>Answer: b</w:t>
-      </w:r>
-    </w:p>
-    <w:p>
-      <w:pPr>
-        <w:spacing w:after="0" w:before="0"/>
-      </w:pPr>
-      <w:r>
-        <w:rPr>
-          <w:b w:val="0"/>
-          <w:sz w:val="21"/>
-        </w:rPr>
-        <w:t>Solution: Fourth-degree burns extend beyond skin into underlying subcutaneous tissue, muscle, fascia, and exposed bone.</w:t>
-      </w:r>
-    </w:p>
-    <w:p>
-      <w:pPr>
-        <w:spacing w:after="0" w:before="0"/>
-      </w:pPr>
-      <w:r>
-        <w:rPr>
-          <w:b w:val="0"/>
-          <w:sz w:val="20"/>
-        </w:rPr>
-        <w:t>Positive Marks: 1</w:t>
-      </w:r>
-    </w:p>
-    <w:p>
-      <w:pPr>
-        <w:spacing w:after="160" w:before="0"/>
-      </w:pPr>
-      <w:r>
-        <w:rPr>
-          <w:b w:val="0"/>
-          <w:sz w:val="20"/>
-        </w:rPr>
-        <w:t>Negative Marks: 0.25</w:t>
-      </w:r>
-    </w:p>
-    <w:p>
-      <w:pPr>
-        <w:spacing w:after="20" w:before="120"/>
-      </w:pPr>
-      <w:r>
-        <w:rPr>
-          <w:b/>
-          <w:sz w:val="22"/>
-        </w:rPr>
-        <w:t>Question: What does the golden color of amniotic fluid indicate?</w:t>
-      </w:r>
-    </w:p>
-    <w:p>
-      <w:pPr>
-        <w:spacing w:after="0" w:before="0"/>
-      </w:pPr>
-      <w:r>
-        <w:rPr>
-          <w:b w:val="0"/>
-          <w:sz w:val="22"/>
-        </w:rPr>
-        <w:t>(a) Normal colour</w:t>
-      </w:r>
-    </w:p>
-    <w:p>
-      <w:pPr>
-        <w:spacing w:after="0" w:before="0"/>
-      </w:pPr>
-      <w:r>
-        <w:rPr>
-          <w:b w:val="0"/>
-          <w:sz w:val="22"/>
-        </w:rPr>
-        <w:t>(b) Meconium strain</w:t>
-      </w:r>
-    </w:p>
-    <w:p>
-      <w:pPr>
-        <w:spacing w:after="0" w:before="0"/>
-      </w:pPr>
-      <w:r>
-        <w:rPr>
-          <w:b w:val="0"/>
-          <w:sz w:val="22"/>
-        </w:rPr>
-        <w:t>(c) Rh incompatibility</w:t>
-      </w:r>
-    </w:p>
-    <w:p>
-      <w:pPr>
-        <w:spacing w:after="0" w:before="0"/>
-      </w:pPr>
-      <w:r>
-        <w:rPr>
-          <w:b w:val="0"/>
-          <w:sz w:val="22"/>
-        </w:rPr>
-        <w:t>(d) Post term</w:t>
-      </w:r>
-    </w:p>
-    <w:p>
-      <w:pPr>
-        <w:spacing w:after="0" w:before="40"/>
-      </w:pPr>
-      <w:r>
-        <w:rPr>
-          <w:b/>
-          <w:sz w:val="22"/>
-        </w:rPr>
-        <w:t>Answer: c</w:t>
-      </w:r>
-    </w:p>
-    <w:p>
-      <w:pPr>
-        <w:spacing w:after="0" w:before="0"/>
-      </w:pPr>
-      <w:r>
-        <w:rPr>
-          <w:b w:val="0"/>
-          <w:sz w:val="21"/>
-        </w:rPr>
-        <w:t>Solution: The golden color of amniotic fluid indicates Rh incompatibility (option a). Rh incompatibility occurs when the mother is Rh-negative and the fetus is Rh-positive. When there is a mixing of blood during childbirth, the mother's immune system can produce antibodies against the Rh factor. These antibodies can cause hemolysis of the fetal red blood cells, leading to the release of bilirubin and resulting in a characteristic golden color of the amniotic fluid. Rh incompatibility requires appropriate monitoring and interventions to prevent complications in the newborn. Code of ethics ) Amniotic fluid</w:t>
-      </w:r>
-    </w:p>
-    <w:p>
-      <w:pPr>
-        <w:spacing w:after="0" w:before="0"/>
-      </w:pPr>
-      <w:r>
-        <w:rPr>
-          <w:b w:val="0"/>
-          <w:sz w:val="20"/>
-        </w:rPr>
-        <w:t>Positive Marks: 1</w:t>
-      </w:r>
-    </w:p>
-    <w:p>
-      <w:pPr>
-        <w:spacing w:after="160" w:before="0"/>
-      </w:pPr>
-      <w:r>
-        <w:rPr>
-          <w:b w:val="0"/>
-          <w:sz w:val="20"/>
-        </w:rPr>
-        <w:t>Negative Marks: 0.25</w:t>
-      </w:r>
-    </w:p>
-    <w:p>
-      <w:pPr>
-        <w:spacing w:after="20" w:before="120"/>
-      </w:pPr>
-      <w:r>
-        <w:rPr>
-          <w:b/>
-          <w:sz w:val="22"/>
-        </w:rPr>
-        <w:t>Question: Best described the asepsis of any surgical instrument?</w:t>
-      </w:r>
-    </w:p>
-    <w:p>
-      <w:pPr>
-        <w:spacing w:after="0" w:before="0"/>
-      </w:pPr>
-      <w:r>
-        <w:rPr>
-          <w:b w:val="0"/>
-          <w:sz w:val="22"/>
-        </w:rPr>
-        <w:t>(a) Sterilization</w:t>
-      </w:r>
-    </w:p>
-    <w:p>
-      <w:pPr>
-        <w:spacing w:after="0" w:before="0"/>
-      </w:pPr>
-      <w:r>
-        <w:rPr>
-          <w:b w:val="0"/>
-          <w:sz w:val="22"/>
-        </w:rPr>
-        <w:t>(b) Mopping</w:t>
-      </w:r>
-    </w:p>
-    <w:p>
-      <w:pPr>
-        <w:spacing w:after="0" w:before="0"/>
-      </w:pPr>
-      <w:r>
-        <w:rPr>
-          <w:b w:val="0"/>
-          <w:sz w:val="22"/>
-        </w:rPr>
-        <w:t>(c) Disinfection</w:t>
-      </w:r>
-    </w:p>
-    <w:p>
-      <w:pPr>
-        <w:spacing w:after="0" w:before="0"/>
-      </w:pPr>
-      <w:r>
-        <w:rPr>
-          <w:b w:val="0"/>
-          <w:sz w:val="22"/>
-        </w:rPr>
-        <w:t>(d) Scrubbing</w:t>
-      </w:r>
-    </w:p>
-    <w:p>
-      <w:pPr>
-        <w:spacing w:after="0" w:before="40"/>
-      </w:pPr>
-      <w:r>
-        <w:rPr>
-          <w:b/>
-          <w:sz w:val="22"/>
-        </w:rPr>
-        <w:t>Answer: a</w:t>
-      </w:r>
-    </w:p>
-    <w:p>
-      <w:pPr>
-        <w:spacing w:after="0" w:before="0"/>
-      </w:pPr>
-      <w:r>
-        <w:rPr>
-          <w:b w:val="0"/>
-          <w:sz w:val="21"/>
-        </w:rPr>
-        <w:t>Solution: The complete elimination of all microorganisms, including spores, is the best description of the term sterilization. Sterilization is the process of killing or removing all microorganisms, including bacteria, viruses, fungi, and spores. Sterilization can be achieved by various physical and chemical methods, such as heat, radiation, and chemical disinfectants.</w:t>
-      </w:r>
-    </w:p>
-    <w:p>
-      <w:pPr>
-        <w:spacing w:after="0" w:before="0"/>
-      </w:pPr>
-      <w:r>
-        <w:rPr>
-          <w:b w:val="0"/>
-          <w:sz w:val="20"/>
-        </w:rPr>
-        <w:t>Positive Marks: 1</w:t>
-      </w:r>
-    </w:p>
-    <w:p>
-      <w:pPr>
-        <w:spacing w:after="160" w:before="0"/>
-      </w:pPr>
-      <w:r>
-        <w:rPr>
-          <w:b w:val="0"/>
-          <w:sz w:val="20"/>
-        </w:rPr>
-        <w:t>Negative Marks: 0.25</w:t>
-      </w:r>
-    </w:p>
-    <w:p>
-      <w:pPr>
-        <w:spacing w:after="20" w:before="120"/>
-      </w:pPr>
-      <w:r>
-        <w:rPr>
-          <w:b/>
-          <w:sz w:val="22"/>
-        </w:rPr>
-        <w:t>Question: All are true about Febrile seizure in children except</w:t>
-      </w:r>
-    </w:p>
-    <w:p>
-      <w:pPr>
-        <w:spacing w:after="0" w:before="0"/>
-      </w:pPr>
-      <w:r>
-        <w:rPr>
-          <w:b w:val="0"/>
-          <w:sz w:val="22"/>
-        </w:rPr>
-        <w:t>(a) Administer PCM as a part of management of Febrile seizure</w:t>
-      </w:r>
-    </w:p>
-    <w:p>
-      <w:pPr>
-        <w:spacing w:after="0" w:before="0"/>
-      </w:pPr>
-      <w:r>
-        <w:rPr>
-          <w:b w:val="0"/>
-          <w:sz w:val="22"/>
-        </w:rPr>
-        <w:t>(b) Cerebral hypoxia is evident</w:t>
-      </w:r>
-    </w:p>
-    <w:p>
-      <w:pPr>
-        <w:spacing w:after="0" w:before="0"/>
-      </w:pPr>
-      <w:r>
-        <w:rPr>
-          <w:b w:val="0"/>
-          <w:sz w:val="22"/>
-        </w:rPr>
-        <w:t>(c) Risk of injury</w:t>
-      </w:r>
-    </w:p>
-    <w:p>
-      <w:pPr>
-        <w:spacing w:after="0" w:before="0"/>
-      </w:pPr>
-      <w:r>
-        <w:rPr>
-          <w:b w:val="0"/>
-          <w:sz w:val="22"/>
-        </w:rPr>
-        <w:t>(d) Young age is not a major risk factor</w:t>
-      </w:r>
-    </w:p>
-    <w:p>
-      <w:pPr>
-        <w:spacing w:after="0" w:before="40"/>
-      </w:pPr>
-      <w:r>
-        <w:rPr>
-          <w:b/>
-          <w:sz w:val="22"/>
-        </w:rPr>
-        <w:t>Answer: d</w:t>
-      </w:r>
-    </w:p>
-    <w:p>
-      <w:pPr>
-        <w:spacing w:after="0" w:before="0"/>
-      </w:pPr>
-      <w:r>
-        <w:rPr>
-          <w:b w:val="0"/>
-          <w:sz w:val="21"/>
-        </w:rPr>
-        <w:t>Solution: Febrile seizures occur in young children (6 months-5 years); age is a recognised risk factor, so 'young age is not a major risk factor' is the false statement.</w:t>
-      </w:r>
-    </w:p>
-    <w:p>
-      <w:pPr>
-        <w:spacing w:after="0" w:before="0"/>
-      </w:pPr>
-      <w:r>
-        <w:rPr>
-          <w:b w:val="0"/>
-          <w:sz w:val="20"/>
-        </w:rPr>
-        <w:t>Positive Marks: 1</w:t>
-      </w:r>
-    </w:p>
-    <w:p>
-      <w:pPr>
-        <w:spacing w:after="160" w:before="0"/>
-      </w:pPr>
-      <w:r>
-        <w:rPr>
-          <w:b w:val="0"/>
-          <w:sz w:val="20"/>
-        </w:rPr>
-        <w:t>Negative Marks: 0.25</w:t>
-      </w:r>
-    </w:p>
-    <w:p>
-      <w:pPr>
-        <w:spacing w:after="20" w:before="120"/>
-      </w:pPr>
-      <w:r>
-        <w:rPr>
-          <w:b/>
-          <w:sz w:val="22"/>
-        </w:rPr>
-        <w:t>Question: The most appropriate site for checking capillary refill time is:</w:t>
-      </w:r>
-    </w:p>
-    <w:p>
-      <w:pPr>
-        <w:spacing w:after="0" w:before="0"/>
-      </w:pPr>
-      <w:r>
-        <w:rPr>
-          <w:b w:val="0"/>
-          <w:sz w:val="22"/>
-        </w:rPr>
-        <w:t>(a) Earlobe</w:t>
-      </w:r>
-    </w:p>
-    <w:p>
-      <w:pPr>
-        <w:spacing w:after="0" w:before="0"/>
-      </w:pPr>
-      <w:r>
-        <w:rPr>
-          <w:b w:val="0"/>
-          <w:sz w:val="22"/>
-        </w:rPr>
-        <w:t>(b) Fingernail bed</w:t>
-      </w:r>
-    </w:p>
-    <w:p>
-      <w:pPr>
-        <w:spacing w:after="0" w:before="0"/>
-      </w:pPr>
-      <w:r>
-        <w:rPr>
-          <w:b w:val="0"/>
-          <w:sz w:val="22"/>
-        </w:rPr>
-        <w:t>(c) Sternum</w:t>
-      </w:r>
-    </w:p>
-    <w:p>
-      <w:pPr>
-        <w:spacing w:after="0" w:before="0"/>
-      </w:pPr>
-      <w:r>
-        <w:rPr>
-          <w:b w:val="0"/>
-          <w:sz w:val="22"/>
-        </w:rPr>
-        <w:t>(d) Forehead</w:t>
-      </w:r>
-    </w:p>
-    <w:p>
-      <w:pPr>
-        <w:spacing w:after="0" w:before="40"/>
-      </w:pPr>
-      <w:r>
-        <w:rPr>
-          <w:b/>
-          <w:sz w:val="22"/>
-        </w:rPr>
-        <w:t>Answer: b</w:t>
-      </w:r>
-    </w:p>
-    <w:p>
-      <w:pPr>
-        <w:spacing w:after="0" w:before="0"/>
-      </w:pPr>
-      <w:r>
-        <w:rPr>
-          <w:b w:val="0"/>
-          <w:sz w:val="21"/>
-        </w:rPr>
-        <w:t>Solution: Capillary refill is checked by pressing the fingernail bed; normal refill is less than 3 seconds.</w:t>
-      </w:r>
-    </w:p>
-    <w:p>
-      <w:pPr>
-        <w:spacing w:after="0" w:before="0"/>
-      </w:pPr>
-      <w:r>
-        <w:rPr>
-          <w:b w:val="0"/>
-          <w:sz w:val="20"/>
-        </w:rPr>
-        <w:t>Positive Marks: 1</w:t>
-      </w:r>
-    </w:p>
-    <w:p>
-      <w:pPr>
-        <w:spacing w:after="160" w:before="0"/>
-      </w:pPr>
-      <w:r>
-        <w:rPr>
-          <w:b w:val="0"/>
-          <w:sz w:val="20"/>
-        </w:rPr>
-        <w:t>Negative Marks: 0.25</w:t>
-      </w:r>
-    </w:p>
-    <w:p>
-      <w:pPr>
-        <w:spacing w:after="20" w:before="120"/>
-      </w:pPr>
-      <w:r>
-        <w:rPr>
-          <w:b/>
-          <w:sz w:val="22"/>
-        </w:rPr>
-        <w:t>Question: Which vaccine should be stored in freezer compartment of the refrigerator?</w:t>
-      </w:r>
-    </w:p>
-    <w:p>
-      <w:pPr>
-        <w:spacing w:after="0" w:before="0"/>
-      </w:pPr>
-      <w:r>
-        <w:rPr>
-          <w:b w:val="0"/>
-          <w:sz w:val="22"/>
-        </w:rPr>
-        <w:t>(a) Hepatitis B</w:t>
-      </w:r>
-    </w:p>
-    <w:p>
-      <w:pPr>
-        <w:spacing w:after="0" w:before="0"/>
-      </w:pPr>
-      <w:r>
-        <w:rPr>
-          <w:b w:val="0"/>
-          <w:sz w:val="22"/>
-        </w:rPr>
-        <w:t>(b) BCG</w:t>
-      </w:r>
-    </w:p>
-    <w:p>
-      <w:pPr>
-        <w:spacing w:after="0" w:before="0"/>
-      </w:pPr>
-      <w:r>
-        <w:rPr>
-          <w:b w:val="0"/>
-          <w:sz w:val="22"/>
-        </w:rPr>
-        <w:t>(c) DPT</w:t>
-      </w:r>
-    </w:p>
-    <w:p>
-      <w:pPr>
-        <w:spacing w:after="0" w:before="0"/>
-      </w:pPr>
-      <w:r>
-        <w:rPr>
-          <w:b w:val="0"/>
-          <w:sz w:val="22"/>
-        </w:rPr>
-        <w:t>(d) Measles</w:t>
-      </w:r>
-    </w:p>
-    <w:p>
-      <w:pPr>
-        <w:spacing w:after="0" w:before="40"/>
-      </w:pPr>
-      <w:r>
-        <w:rPr>
-          <w:b/>
-          <w:sz w:val="22"/>
-        </w:rPr>
-        <w:t>Answer: d</w:t>
-      </w:r>
-    </w:p>
-    <w:p>
-      <w:pPr>
-        <w:spacing w:after="0" w:before="0"/>
-      </w:pPr>
-      <w:r>
-        <w:rPr>
-          <w:b w:val="0"/>
-          <w:sz w:val="21"/>
-        </w:rPr>
-        <w:t>Solution: Measles, mumps, and rubella vaccine, can be stored in a regular freezer at a temperature of -15°C (5°F) to -25°C (-13°F). The varicella (chickenpox) vaccine can also be stored in a freezer, but at a slightly higher temperature range of -50°C (-58°F) to -15°C (5°F).</w:t>
-      </w:r>
-    </w:p>
-    <w:p>
-      <w:pPr>
-        <w:spacing w:after="0" w:before="0"/>
-      </w:pPr>
-      <w:r>
-        <w:rPr>
-          <w:b w:val="0"/>
-          <w:sz w:val="20"/>
-        </w:rPr>
-        <w:t>Positive Marks: 1</w:t>
-      </w:r>
-    </w:p>
-    <w:p>
-      <w:pPr>
-        <w:spacing w:after="160" w:before="0"/>
-      </w:pPr>
-      <w:r>
-        <w:rPr>
-          <w:b w:val="0"/>
-          <w:sz w:val="20"/>
-        </w:rPr>
-        <w:t>Negative Marks: 0.25</w:t>
-      </w:r>
-    </w:p>
-    <w:p>
-      <w:pPr>
-        <w:spacing w:after="20" w:before="120"/>
-      </w:pPr>
-      <w:r>
-        <w:rPr>
-          <w:b/>
-          <w:sz w:val="22"/>
-        </w:rPr>
-        <w:t>Question: In placenta previa and bleeding of gastation investigation of choice ?</w:t>
-      </w:r>
-    </w:p>
-    <w:p>
-      <w:pPr>
-        <w:spacing w:after="0" w:before="0"/>
-      </w:pPr>
-      <w:r>
-        <w:rPr>
-          <w:b w:val="0"/>
-          <w:sz w:val="22"/>
-        </w:rPr>
-        <w:t>(a) Pelvic X-ray</w:t>
-      </w:r>
-    </w:p>
-    <w:p>
-      <w:pPr>
-        <w:spacing w:after="0" w:before="0"/>
-      </w:pPr>
-      <w:r>
-        <w:rPr>
-          <w:b w:val="0"/>
-          <w:sz w:val="22"/>
-        </w:rPr>
-        <w:t>(b) Perform USG</w:t>
-      </w:r>
-    </w:p>
-    <w:p>
-      <w:pPr>
-        <w:spacing w:after="0" w:before="0"/>
-      </w:pPr>
-      <w:r>
-        <w:rPr>
-          <w:b w:val="0"/>
-          <w:sz w:val="22"/>
-        </w:rPr>
-        <w:t>(c) CT scan</w:t>
-      </w:r>
-    </w:p>
-    <w:p>
-      <w:pPr>
-        <w:spacing w:after="0" w:before="0"/>
-      </w:pPr>
-      <w:r>
-        <w:rPr>
-          <w:b w:val="0"/>
-          <w:sz w:val="22"/>
-        </w:rPr>
-        <w:t>(d) MRI</w:t>
-      </w:r>
-    </w:p>
-    <w:p>
-      <w:pPr>
-        <w:spacing w:after="0" w:before="40"/>
-      </w:pPr>
-      <w:r>
-        <w:rPr>
-          <w:b/>
-          <w:sz w:val="22"/>
-        </w:rPr>
-        <w:t>Answer: b</w:t>
-      </w:r>
-    </w:p>
-    <w:p>
-      <w:pPr>
-        <w:spacing w:after="0" w:before="0"/>
-      </w:pPr>
-      <w:r>
-        <w:rPr>
-          <w:b w:val="0"/>
-          <w:sz w:val="21"/>
-        </w:rPr>
-        <w:t>Solution: Ultrasonography (USG) is the investigation of choice to confirm the placental location in suspected placenta previa.</w:t>
-      </w:r>
-    </w:p>
-    <w:p>
-      <w:pPr>
-        <w:spacing w:after="0" w:before="0"/>
-      </w:pPr>
-      <w:r>
-        <w:rPr>
-          <w:b w:val="0"/>
-          <w:sz w:val="20"/>
-        </w:rPr>
-        <w:t>Positive Marks: 1</w:t>
-      </w:r>
-    </w:p>
-    <w:p>
-      <w:pPr>
-        <w:spacing w:after="160" w:before="0"/>
-      </w:pPr>
-      <w:r>
-        <w:rPr>
-          <w:b w:val="0"/>
-          <w:sz w:val="20"/>
-        </w:rPr>
-        <w:t>Negative Marks: 0.25</w:t>
-      </w:r>
-    </w:p>
-    <w:p>
-      <w:pPr>
-        <w:spacing w:after="20" w:before="120"/>
-      </w:pPr>
-      <w:r>
-        <w:rPr>
-          <w:b/>
-          <w:sz w:val="22"/>
-        </w:rPr>
-        <w:t>Question: Which is the correct full form of PDSA?</w:t>
-      </w:r>
-    </w:p>
-    <w:p>
-      <w:pPr>
-        <w:spacing w:after="0" w:before="0"/>
-      </w:pPr>
-      <w:r>
-        <w:rPr>
-          <w:b w:val="0"/>
-          <w:sz w:val="22"/>
-        </w:rPr>
-        <w:t>(a) Plan Do Study Act</w:t>
-      </w:r>
-    </w:p>
-    <w:p>
-      <w:pPr>
-        <w:spacing w:after="0" w:before="0"/>
-      </w:pPr>
-      <w:r>
-        <w:rPr>
-          <w:b w:val="0"/>
-          <w:sz w:val="22"/>
-        </w:rPr>
-        <w:t>(b) Procedure Do Study Act</w:t>
-      </w:r>
-    </w:p>
-    <w:p>
-      <w:pPr>
-        <w:spacing w:after="0" w:before="0"/>
-      </w:pPr>
-      <w:r>
-        <w:rPr>
-          <w:b w:val="0"/>
-          <w:sz w:val="22"/>
-        </w:rPr>
-        <w:t>(c) Plan Do Student Act</w:t>
-      </w:r>
-    </w:p>
-    <w:p>
-      <w:pPr>
-        <w:spacing w:after="0" w:before="0"/>
-      </w:pPr>
-      <w:r>
-        <w:rPr>
-          <w:b w:val="0"/>
-          <w:sz w:val="22"/>
-        </w:rPr>
-        <w:t>(d) None of the above</w:t>
-      </w:r>
-    </w:p>
-    <w:p>
-      <w:pPr>
-        <w:spacing w:after="0" w:before="40"/>
-      </w:pPr>
-      <w:r>
-        <w:rPr>
-          <w:b/>
-          <w:sz w:val="22"/>
-        </w:rPr>
-        <w:t>Answer: a</w:t>
-      </w:r>
-    </w:p>
-    <w:p>
-      <w:pPr>
-        <w:spacing w:after="0" w:before="0"/>
-      </w:pPr>
-      <w:r>
-        <w:rPr>
-          <w:b w:val="0"/>
-          <w:sz w:val="21"/>
-        </w:rPr>
-        <w:t>Solution: The correct full form of PDSA is Plan-Do-Study-Act (option A). PDSA is a quality improvement framework commonly used in healthcare settings. It is a cyclic and iterative process that guides the implementation and evaluation of changes to improve processes or outcomes. The PDSA cycle involves planning the change (Plan), implementing the change (Do), observing and analyzing the results (Study), and acting upon the findings to make necessary adjustments (Act). This systematic approach allows healthcare teams to test and refine changes in a structured manner, leading to continuous improvement in patient care and organizational processes.</w:t>
-      </w:r>
-    </w:p>
-    <w:p>
-      <w:pPr>
-        <w:spacing w:after="0" w:before="0"/>
-      </w:pPr>
-      <w:r>
-        <w:rPr>
-          <w:b w:val="0"/>
-          <w:sz w:val="20"/>
-        </w:rPr>
-        <w:t>Positive Marks: 1</w:t>
-      </w:r>
-    </w:p>
-    <w:p>
-      <w:pPr>
-        <w:spacing w:after="160" w:before="0"/>
-      </w:pPr>
-      <w:r>
-        <w:rPr>
-          <w:b w:val="0"/>
-          <w:sz w:val="20"/>
-        </w:rPr>
-        <w:t>Negative Marks: 0.25</w:t>
-      </w:r>
-    </w:p>
-    <w:p>
-      <w:pPr>
-        <w:spacing w:after="20" w:before="120"/>
-      </w:pPr>
-      <w:r>
-        <w:rPr>
-          <w:b/>
-          <w:sz w:val="22"/>
-        </w:rPr>
-        <w:t>Question: Which of the following vaccines should be given soon after birth?</w:t>
-      </w:r>
-    </w:p>
-    <w:p>
-      <w:pPr>
-        <w:spacing w:after="0" w:before="0"/>
-      </w:pPr>
-      <w:r>
-        <w:rPr>
-          <w:b w:val="0"/>
-          <w:sz w:val="22"/>
-        </w:rPr>
-        <w:t>(a) Hep-B</w:t>
-      </w:r>
-    </w:p>
-    <w:p>
-      <w:pPr>
-        <w:spacing w:after="0" w:before="0"/>
-      </w:pPr>
-      <w:r>
-        <w:rPr>
-          <w:b w:val="0"/>
-          <w:sz w:val="22"/>
-        </w:rPr>
-        <w:t>(b) Diphtheria</w:t>
-      </w:r>
-    </w:p>
-    <w:p>
-      <w:pPr>
-        <w:spacing w:after="0" w:before="0"/>
-      </w:pPr>
-      <w:r>
-        <w:rPr>
-          <w:b w:val="0"/>
-          <w:sz w:val="22"/>
-        </w:rPr>
-        <w:t>(c) OPV</w:t>
-      </w:r>
-    </w:p>
-    <w:p>
-      <w:pPr>
-        <w:spacing w:after="0" w:before="0"/>
-      </w:pPr>
-      <w:r>
-        <w:rPr>
-          <w:b w:val="0"/>
-          <w:sz w:val="22"/>
-        </w:rPr>
-        <w:t>(d) BCG</w:t>
-      </w:r>
-    </w:p>
-    <w:p>
-      <w:pPr>
-        <w:spacing w:after="0" w:before="40"/>
-      </w:pPr>
-      <w:r>
-        <w:rPr>
-          <w:b/>
-          <w:sz w:val="22"/>
-        </w:rPr>
-        <w:t>Answer: a</w:t>
-      </w:r>
-    </w:p>
-    <w:p>
-      <w:pPr>
-        <w:spacing w:after="0" w:before="0"/>
-      </w:pPr>
-      <w:r>
-        <w:rPr>
-          <w:b w:val="0"/>
-          <w:sz w:val="21"/>
-        </w:rPr>
-        <w:t>Solution: The vaccine that should be given soon after birth is the Hepatitis B vaccine (option B). The Hep-B vaccine provides protection against the Hepatitis B virus, which can cause liver disease and chronic infection. Administering the Hep-B vaccine shortly after birth helps to prevent vertical transmission of the virus from an infected mother to her newborn. The first dose of the vaccine is typically given within 24 hours of birth or during the first few weeks of life. Subsequent doses are given according to the recommended vaccination schedule. Vaccinating newborns against Hepatitis B is an effective strategy to prevent infection and its long-term complications.</w:t>
-      </w:r>
-    </w:p>
-    <w:p>
-      <w:pPr>
-        <w:spacing w:after="0" w:before="0"/>
-      </w:pPr>
-      <w:r>
-        <w:rPr>
-          <w:b w:val="0"/>
-          <w:sz w:val="20"/>
-        </w:rPr>
-        <w:t>Positive Marks: 1</w:t>
-      </w:r>
-    </w:p>
-    <w:p>
-      <w:pPr>
-        <w:spacing w:after="160" w:before="0"/>
-      </w:pPr>
-      <w:r>
-        <w:rPr>
-          <w:b w:val="0"/>
-          <w:sz w:val="20"/>
-        </w:rPr>
-        <w:t>Negative Marks: 0.25</w:t>
-      </w:r>
-    </w:p>
-    <w:p>
-      <w:pPr>
-        <w:spacing w:after="20" w:before="120"/>
-      </w:pPr>
-      <w:r>
-        <w:rPr>
-          <w:b/>
-          <w:sz w:val="22"/>
-        </w:rPr>
-        <w:t>Question: The nurse had a needle stick injury with a hepatitis B infected needle, what is priority nursing action?</w:t>
-      </w:r>
-    </w:p>
-    <w:p>
-      <w:pPr>
-        <w:spacing w:after="0" w:before="0"/>
-      </w:pPr>
-      <w:r>
-        <w:rPr>
-          <w:b w:val="0"/>
-          <w:sz w:val="22"/>
-        </w:rPr>
-        <w:t>(a) Wash puncture site with soap and water</w:t>
-      </w:r>
-    </w:p>
-    <w:p>
-      <w:pPr>
-        <w:spacing w:after="0" w:before="0"/>
-      </w:pPr>
-      <w:r>
-        <w:rPr>
-          <w:b w:val="0"/>
-          <w:sz w:val="22"/>
-        </w:rPr>
-        <w:t>(b) Start PEP treatment immediately</w:t>
-      </w:r>
-    </w:p>
-    <w:p>
-      <w:pPr>
-        <w:spacing w:after="0" w:before="0"/>
-      </w:pPr>
-      <w:r>
-        <w:rPr>
-          <w:b w:val="0"/>
-          <w:sz w:val="22"/>
-        </w:rPr>
-        <w:t>(c) Get a doctor appointment</w:t>
-      </w:r>
-    </w:p>
-    <w:p>
-      <w:pPr>
-        <w:spacing w:after="0" w:before="0"/>
-      </w:pPr>
-      <w:r>
-        <w:rPr>
-          <w:b w:val="0"/>
-          <w:sz w:val="22"/>
-        </w:rPr>
-        <w:t>(d) Collect needle for laboratory check</w:t>
-      </w:r>
-    </w:p>
-    <w:p>
-      <w:pPr>
-        <w:spacing w:after="0" w:before="40"/>
-      </w:pPr>
-      <w:r>
-        <w:rPr>
-          <w:b/>
-          <w:sz w:val="22"/>
-        </w:rPr>
-        <w:t>Answer: a</w:t>
-      </w:r>
-    </w:p>
-    <w:p>
-      <w:pPr>
-        <w:spacing w:after="0" w:before="0"/>
-      </w:pPr>
-      <w:r>
-        <w:rPr>
-          <w:b w:val="0"/>
-          <w:sz w:val="21"/>
-        </w:rPr>
-        <w:t>Solution: After a hepatitis B needle-stick injury, the priority action is to wash the puncture site with soap and water, then report and start PEP.</w:t>
-      </w:r>
-    </w:p>
-    <w:p>
-      <w:pPr>
-        <w:spacing w:after="0" w:before="0"/>
-      </w:pPr>
-      <w:r>
-        <w:rPr>
-          <w:b w:val="0"/>
-          <w:sz w:val="20"/>
-        </w:rPr>
-        <w:t>Positive Marks: 1</w:t>
-      </w:r>
-    </w:p>
-    <w:p>
-      <w:pPr>
-        <w:spacing w:after="160" w:before="0"/>
-      </w:pPr>
-      <w:r>
-        <w:rPr>
-          <w:b w:val="0"/>
-          <w:sz w:val="20"/>
-        </w:rPr>
-        <w:t>Negative Marks: 0.25</w:t>
-      </w:r>
-    </w:p>
-    <w:p>
-      <w:pPr>
-        <w:spacing w:after="20" w:before="120"/>
-      </w:pPr>
-      <w:r>
-        <w:rPr>
-          <w:b/>
-          <w:sz w:val="22"/>
-        </w:rPr>
-        <w:t>Question: Most sensitive index of the health of a community is</w:t>
-      </w:r>
-    </w:p>
-    <w:p>
-      <w:pPr>
-        <w:spacing w:after="0" w:before="0"/>
-      </w:pPr>
-      <w:r>
-        <w:rPr>
-          <w:b w:val="0"/>
-          <w:sz w:val="22"/>
-        </w:rPr>
-        <w:t>(a) Crude Birth Rate</w:t>
-      </w:r>
-    </w:p>
-    <w:p>
-      <w:pPr>
-        <w:spacing w:after="0" w:before="0"/>
-      </w:pPr>
-      <w:r>
-        <w:rPr>
-          <w:b w:val="0"/>
-          <w:sz w:val="22"/>
-        </w:rPr>
-        <w:t>(b) Crude Death Rate</w:t>
-      </w:r>
-    </w:p>
-    <w:p>
-      <w:pPr>
-        <w:spacing w:after="0" w:before="0"/>
-      </w:pPr>
-      <w:r>
-        <w:rPr>
-          <w:b w:val="0"/>
-          <w:sz w:val="22"/>
-        </w:rPr>
-        <w:t>(c) MMR</w:t>
-      </w:r>
-    </w:p>
-    <w:p>
-      <w:pPr>
-        <w:spacing w:after="0" w:before="0"/>
-      </w:pPr>
-      <w:r>
-        <w:rPr>
-          <w:b w:val="0"/>
-          <w:sz w:val="22"/>
-        </w:rPr>
-        <w:t>(d) Infant Mortality Rate</w:t>
-      </w:r>
-    </w:p>
-    <w:p>
-      <w:pPr>
-        <w:spacing w:after="0" w:before="40"/>
-      </w:pPr>
-      <w:r>
-        <w:rPr>
-          <w:b/>
-          <w:sz w:val="22"/>
-        </w:rPr>
-        <w:t>Answer: d</w:t>
-      </w:r>
-    </w:p>
-    <w:p>
-      <w:pPr>
-        <w:spacing w:after="0" w:before="0"/>
-      </w:pPr>
-      <w:r>
-        <w:rPr>
-          <w:b w:val="0"/>
-          <w:sz w:val="21"/>
-        </w:rPr>
-        <w:t>Solution: Infant mortality rate (IMR) is the most sensitive index of the health of a community.</w:t>
-      </w:r>
-    </w:p>
-    <w:p>
-      <w:pPr>
-        <w:spacing w:after="0" w:before="0"/>
-      </w:pPr>
-      <w:r>
-        <w:rPr>
-          <w:b w:val="0"/>
-          <w:sz w:val="20"/>
-        </w:rPr>
-        <w:t>Positive Marks: 1</w:t>
-      </w:r>
-    </w:p>
-    <w:p>
-      <w:pPr>
-        <w:spacing w:after="160" w:before="0"/>
-      </w:pPr>
-      <w:r>
-        <w:rPr>
-          <w:b w:val="0"/>
-          <w:sz w:val="20"/>
-        </w:rPr>
-        <w:t>Negative Marks: 0.25</w:t>
-      </w:r>
-    </w:p>
-    <w:p>
-      <w:pPr>
-        <w:spacing w:after="20" w:before="120"/>
-      </w:pPr>
-      <w:r>
-        <w:rPr>
-          <w:b/>
-          <w:sz w:val="22"/>
-        </w:rPr>
-        <w:t>Question: In which of the following vaccine, cold chain must be maintained?</w:t>
-      </w:r>
-    </w:p>
-    <w:p>
-      <w:pPr>
-        <w:spacing w:after="0" w:before="0"/>
-      </w:pPr>
-      <w:r>
-        <w:rPr>
-          <w:b w:val="0"/>
-          <w:sz w:val="22"/>
-        </w:rPr>
-        <w:t>(a) Live vaccine</w:t>
-      </w:r>
-    </w:p>
-    <w:p>
-      <w:pPr>
-        <w:spacing w:after="0" w:before="0"/>
-      </w:pPr>
-      <w:r>
-        <w:rPr>
-          <w:b w:val="0"/>
-          <w:sz w:val="22"/>
-        </w:rPr>
-        <w:t>(b) Serums</w:t>
-      </w:r>
-    </w:p>
-    <w:p>
-      <w:pPr>
-        <w:spacing w:after="0" w:before="0"/>
-      </w:pPr>
-      <w:r>
-        <w:rPr>
-          <w:b w:val="0"/>
-          <w:sz w:val="22"/>
-        </w:rPr>
-        <w:t>(c) Toxoids</w:t>
-      </w:r>
-    </w:p>
-    <w:p>
-      <w:pPr>
-        <w:spacing w:after="0" w:before="0"/>
-      </w:pPr>
-      <w:r>
-        <w:rPr>
-          <w:b w:val="0"/>
-          <w:sz w:val="22"/>
-        </w:rPr>
-        <w:t>(d) Killed vaccine</w:t>
-      </w:r>
-    </w:p>
-    <w:p>
-      <w:pPr>
-        <w:spacing w:after="0" w:before="40"/>
-      </w:pPr>
-      <w:r>
-        <w:rPr>
-          <w:b/>
-          <w:sz w:val="22"/>
-        </w:rPr>
-        <w:t>Answer: a</w:t>
-      </w:r>
-    </w:p>
-    <w:p>
-      <w:pPr>
-        <w:spacing w:after="0" w:before="0"/>
-      </w:pPr>
-      <w:r>
-        <w:rPr>
-          <w:b w:val="0"/>
-          <w:sz w:val="21"/>
-        </w:rPr>
-        <w:t>Solution: In the case of live vaccines, the cold chain must be maintained. Live vaccines contain live attenuated or weakened forms of the pathogens they protect against. Examples of live vaccines include the measles, mumps, and rubella (MMR) vaccine, the oral polio vaccine (OPV), and the yellow fever vaccine. These vaccines are sensitive to heat and can lose their potency if not stored and transported within specific temperature ranges. The cold chain refers to the system of temperature control from the point of manufacture to the point of administration. It involves refrigeration and the use of temperature- monitoring equipment to ensure the vaccines remain viable and effective. "Vaccines</w:t>
-      </w:r>
-    </w:p>
-    <w:p>
-      <w:pPr>
-        <w:spacing w:after="0" w:before="0"/>
-      </w:pPr>
-      <w:r>
-        <w:rPr>
-          <w:b w:val="0"/>
-          <w:sz w:val="20"/>
-        </w:rPr>
-        <w:t>Positive Marks: 1</w:t>
-      </w:r>
-    </w:p>
-    <w:p>
-      <w:pPr>
-        <w:spacing w:after="160" w:before="0"/>
-      </w:pPr>
-      <w:r>
-        <w:rPr>
-          <w:b w:val="0"/>
-          <w:sz w:val="20"/>
-        </w:rPr>
-        <w:t>Negative Marks: 0.25</w:t>
-      </w:r>
-    </w:p>
-    <w:p>
-      <w:pPr>
-        <w:spacing w:after="20" w:before="120"/>
-      </w:pPr>
-      <w:r>
-        <w:rPr>
-          <w:b/>
-          <w:sz w:val="22"/>
-        </w:rPr>
-        <w:t>Question: A client with a newly applied below-elbow cast reports severe pain and numbness in the fingers. Which assessment finding requires IMMEDIATE action?</w:t>
-      </w:r>
-    </w:p>
-    <w:p>
-      <w:pPr>
-        <w:spacing w:after="0" w:before="0"/>
-      </w:pPr>
-      <w:r>
-        <w:rPr>
-          <w:b w:val="0"/>
-          <w:sz w:val="22"/>
-        </w:rPr>
-        <w:t>(a) Capillary refill of 4 seconds with dusky fingers</w:t>
-      </w:r>
-    </w:p>
-    <w:p>
-      <w:pPr>
-        <w:spacing w:after="0" w:before="0"/>
-      </w:pPr>
-      <w:r>
-        <w:rPr>
-          <w:b w:val="0"/>
-          <w:sz w:val="22"/>
-        </w:rPr>
-        <w:t>(b) The cast is still damp</w:t>
-      </w:r>
-    </w:p>
-    <w:p>
-      <w:pPr>
-        <w:spacing w:after="0" w:before="0"/>
-      </w:pPr>
-      <w:r>
-        <w:rPr>
-          <w:b w:val="0"/>
-          <w:sz w:val="22"/>
-        </w:rPr>
-        <w:t>(c) Mild itching under the cast</w:t>
-      </w:r>
-    </w:p>
-    <w:p>
-      <w:pPr>
-        <w:spacing w:after="0" w:before="0"/>
-      </w:pPr>
-      <w:r>
-        <w:rPr>
-          <w:b w:val="0"/>
-          <w:sz w:val="22"/>
-        </w:rPr>
-        <w:t>(d) Slight swelling of the fingers</w:t>
-      </w:r>
-    </w:p>
-    <w:p>
-      <w:pPr>
-        <w:spacing w:after="0" w:before="40"/>
-      </w:pPr>
-      <w:r>
-        <w:rPr>
-          <w:b/>
-          <w:sz w:val="22"/>
-        </w:rPr>
-        <w:t>Answer: a</w:t>
-      </w:r>
-    </w:p>
-    <w:p>
-      <w:pPr>
-        <w:spacing w:after="0" w:before="0"/>
-      </w:pPr>
-      <w:r>
-        <w:rPr>
-          <w:b w:val="0"/>
-          <w:sz w:val="21"/>
-        </w:rPr>
-        <w:t>Solution: Prolonged capillary refill with duskiness indicates circulatory compromise/compartment syndrome; the cast must be loosened and the provider notified immediately.</w:t>
-      </w:r>
-    </w:p>
-    <w:p>
-      <w:pPr>
-        <w:spacing w:after="0" w:before="0"/>
-      </w:pPr>
-      <w:r>
-        <w:rPr>
-          <w:b w:val="0"/>
-          <w:sz w:val="20"/>
-        </w:rPr>
-        <w:t>Positive Marks: 1</w:t>
-      </w:r>
-    </w:p>
-    <w:p>
-      <w:pPr>
-        <w:spacing w:after="160" w:before="0"/>
-      </w:pPr>
-      <w:r>
-        <w:rPr>
-          <w:b w:val="0"/>
-          <w:sz w:val="20"/>
-        </w:rPr>
-        <w:t>Negative Marks: 0.25</w:t>
-      </w:r>
-    </w:p>
-    <w:p>
-      <w:pPr>
-        <w:spacing w:after="20" w:before="120"/>
-      </w:pPr>
-      <w:r>
-        <w:rPr>
-          <w:b/>
-          <w:sz w:val="22"/>
-        </w:rPr>
-        <w:t>Question: The amount of elemental iron in one iron tablet for mother is:</w:t>
-      </w:r>
-    </w:p>
-    <w:p>
-      <w:pPr>
-        <w:spacing w:after="0" w:before="0"/>
-      </w:pPr>
-      <w:r>
-        <w:rPr>
-          <w:b w:val="0"/>
-          <w:sz w:val="22"/>
-        </w:rPr>
-        <w:t>(a) 50 g</w:t>
-      </w:r>
-    </w:p>
-    <w:p>
-      <w:pPr>
-        <w:spacing w:after="0" w:before="0"/>
-      </w:pPr>
-      <w:r>
-        <w:rPr>
-          <w:b w:val="0"/>
-          <w:sz w:val="22"/>
-        </w:rPr>
-        <w:t>(b) 60 g</w:t>
-      </w:r>
-    </w:p>
-    <w:p>
-      <w:pPr>
-        <w:spacing w:after="0" w:before="0"/>
-      </w:pPr>
-      <w:r>
-        <w:rPr>
-          <w:b w:val="0"/>
-          <w:sz w:val="22"/>
-        </w:rPr>
-        <w:t>(c) 60 mg</w:t>
-      </w:r>
-    </w:p>
-    <w:p>
-      <w:pPr>
-        <w:spacing w:after="0" w:before="0"/>
-      </w:pPr>
-      <w:r>
-        <w:rPr>
-          <w:b w:val="0"/>
-          <w:sz w:val="22"/>
-        </w:rPr>
-        <w:t>(d) 50 mg</w:t>
-      </w:r>
-    </w:p>
-    <w:p>
-      <w:pPr>
-        <w:spacing w:after="0" w:before="40"/>
-      </w:pPr>
-      <w:r>
-        <w:rPr>
-          <w:b/>
-          <w:sz w:val="22"/>
-        </w:rPr>
-        <w:t>Answer: c</w:t>
-      </w:r>
-    </w:p>
-    <w:p>
-      <w:pPr>
-        <w:spacing w:after="0" w:before="0"/>
-      </w:pPr>
-      <w:r>
-        <w:rPr>
-          <w:b w:val="0"/>
-          <w:sz w:val="21"/>
-        </w:rPr>
-        <w:t>Solution: Each iron and folic acid tablet given to mothers contains 60 mg of elemental iron (plus 500 mcg folic acid).</w:t>
-      </w:r>
-    </w:p>
-    <w:p>
-      <w:pPr>
-        <w:spacing w:after="0" w:before="0"/>
-      </w:pPr>
-      <w:r>
-        <w:rPr>
-          <w:b w:val="0"/>
-          <w:sz w:val="20"/>
-        </w:rPr>
-        <w:t>Positive Marks: 1</w:t>
-      </w:r>
-    </w:p>
-    <w:p>
-      <w:pPr>
-        <w:spacing w:after="160" w:before="0"/>
-      </w:pPr>
-      <w:r>
-        <w:rPr>
-          <w:b w:val="0"/>
-          <w:sz w:val="20"/>
-        </w:rPr>
-        <w:t>Negative Marks: 0.25</w:t>
+      <w:r>
+        <w:t xml:space="preserve">Question: The tricuspid valve is located between the</w:t>
+      </w:r>
+    </w:p>
+    <w:p>
+      <w:r>
+        <w:t xml:space="preserve">(a) Right atrium and right ventricle</w:t>
+      </w:r>
+    </w:p>
+    <w:p>
+      <w:r>
+        <w:t xml:space="preserve">(b) Left atrium and left ventricle</w:t>
+      </w:r>
+    </w:p>
+    <w:p>
+      <w:r>
+        <w:t xml:space="preserve">(c) Right ventricle and pulmonary artery</w:t>
+      </w:r>
+    </w:p>
+    <w:p>
+      <w:r>
+        <w:t xml:space="preserve">(d) Left ventricle and aorta</w:t>
+      </w:r>
+    </w:p>
+    <w:p>
+      <w:r>
+        <w:t xml:space="preserve">Answer: a</w:t>
+      </w:r>
+    </w:p>
+    <w:p>
+      <w:r>
+        <w:t xml:space="preserve">Solution: ✅ Correct Answer: a</w:t>
+      </w:r>
+    </w:p>
+    <w:p>
+      <w:r>
+        <w:t xml:space="preserve">🧠 Clinical Rationale: The tricuspid valve — three cusps — guards the opening between the RIGHT atrium and RIGHT ventricle, ensuring one-way flow of deoxygenated blood.</w:t>
+      </w:r>
+    </w:p>
+    <w:p>
+      <w:r>
+        <w:t xml:space="preserve">❌ Why Not Other Options?</w:t>
+      </w:r>
+    </w:p>
+    <w:p>
+      <w:r>
+        <w:t xml:space="preserve">(b) — The MITRAL (bicuspid) valve, not the tricuspid, lies between the left atrium and left ventricle.</w:t>
+      </w:r>
+    </w:p>
+    <w:p>
+      <w:r>
+        <w:t xml:space="preserve">(c) — The PULMONARY valve sits at the right ventricle-pulmonary artery junction.</w:t>
+      </w:r>
+    </w:p>
+    <w:p>
+      <w:r>
+        <w:t xml:space="preserve">(d) — The AORTIC valve lies at the left ventricle-aorta junction.</w:t>
+      </w:r>
+    </w:p>
+    <w:p>
+      <w:r>
+        <w:t xml:space="preserve">⚠️ Exam Trap: "Tri = 3 cusps on the RIGHT side; mitral = 2 cusps (like a bishop's mitre) on the LEFT" — mapping valves to sides is a classic anatomy item.</w:t>
+      </w:r>
+    </w:p>
+    <w:p>
+      <w:r>
+        <w:t xml:space="preserve">💎 PNC Pearl: "Tricuspid = Right (TR), Mitral = Left (ML) — tri on the right, mitre on the left."</w:t>
+      </w:r>
+    </w:p>
+    <w:p>
+      <w:r>
+        <w:t xml:space="preserve">Positive Marks: 1</w:t>
+      </w:r>
+    </w:p>
+    <w:p>
+      <w:r>
+        <w:t xml:space="preserve">Negative Marks: 0.25</w:t>
+      </w:r>
+    </w:p>
+    <w:p>
+      <w:r>
+        <w:t xml:space="preserve"/>
+      </w:r>
+    </w:p>
+    <w:p>
+      <w:r>
+        <w:t xml:space="preserve">Question: The normal resting pulse rate range for a healthy adult is</w:t>
+      </w:r>
+    </w:p>
+    <w:p>
+      <w:r>
+        <w:t xml:space="preserve">(a) 40-60 beats per minute</w:t>
+      </w:r>
+    </w:p>
+    <w:p>
+      <w:r>
+        <w:t xml:space="preserve">(b) 60-100 beats per minute</w:t>
+      </w:r>
+    </w:p>
+    <w:p>
+      <w:r>
+        <w:t xml:space="preserve">(c) 100-120 beats per minute</w:t>
+      </w:r>
+    </w:p>
+    <w:p>
+      <w:r>
+        <w:t xml:space="preserve">(d) 120-140 beats per minute</w:t>
+      </w:r>
+    </w:p>
+    <w:p>
+      <w:r>
+        <w:t xml:space="preserve">Answer: b</w:t>
+      </w:r>
+    </w:p>
+    <w:p>
+      <w:r>
+        <w:t xml:space="preserve">Solution: ✅ Correct Answer: b</w:t>
+      </w:r>
+    </w:p>
+    <w:p>
+      <w:r>
+        <w:t xml:space="preserve">🧠 Clinical Rationale: The normal adult resting pulse is 60-100 bpm; it is faster in children and infants and can be lower (40-60) in well-conditioned athletes.</w:t>
+      </w:r>
+    </w:p>
+    <w:p>
+      <w:r>
+        <w:t xml:space="preserve">❌ Why Not Other Options?</w:t>
+      </w:r>
+    </w:p>
+    <w:p>
+      <w:r>
+        <w:t xml:space="preserve">(a) — 40-60 bpm is bradycardic for a normal adult (though normal in athletes).</w:t>
+      </w:r>
+    </w:p>
+    <w:p>
+      <w:r>
+        <w:t xml:space="preserve">(c) — 100-120 bpm is tachycardia in an adult.</w:t>
+      </w:r>
+    </w:p>
+    <w:p>
+      <w:r>
+        <w:t xml:space="preserve">(d) — 120-140 bpm is significantly tachycardic and abnormal at rest.</w:t>
+      </w:r>
+    </w:p>
+    <w:p>
+      <w:r>
+        <w:t xml:space="preserve">⚠️ Exam Trap: Anchor the vital signs — adult pulse 60-100, BP 120/80, RR 12-20, temp 37°C. These four anchors answer many vital-sign MCQs.</w:t>
+      </w:r>
+    </w:p>
+    <w:p>
+      <w:r>
+        <w:t xml:space="preserve">💎 PNC Pearl: "Adult pulse 60-100; children are faster, athletes are slower — always read the stem's population."</w:t>
+      </w:r>
+    </w:p>
+    <w:p>
+      <w:r>
+        <w:t xml:space="preserve">Positive Marks: 1</w:t>
+      </w:r>
+    </w:p>
+    <w:p>
+      <w:r>
+        <w:t xml:space="preserve">Negative Marks: 0.25</w:t>
+      </w:r>
+    </w:p>
+    <w:p>
+      <w:r>
+        <w:t xml:space="preserve"/>
+      </w:r>
+    </w:p>
+    <w:p>
+      <w:r>
+        <w:t xml:space="preserve">Question: A patient reports epigastric pain that is relieved by eating food and worsens 2-3 hours after meals. The nurse suspects</w:t>
+      </w:r>
+    </w:p>
+    <w:p>
+      <w:r>
+        <w:t xml:space="preserve">(a) Gastric ulcer</w:t>
+      </w:r>
+    </w:p>
+    <w:p>
+      <w:r>
+        <w:t xml:space="preserve">(b) Duodenal ulcer</w:t>
+      </w:r>
+    </w:p>
+    <w:p>
+      <w:r>
+        <w:t xml:space="preserve">(c) Esophageal varices</w:t>
+      </w:r>
+    </w:p>
+    <w:p>
+      <w:r>
+        <w:t xml:space="preserve">(d) Acute cholecystitis</w:t>
+      </w:r>
+    </w:p>
+    <w:p>
+      <w:r>
+        <w:t xml:space="preserve">Answer: b</w:t>
+      </w:r>
+    </w:p>
+    <w:p>
+      <w:r>
+        <w:t xml:space="preserve">Solution: ✅ Correct Answer: b</w:t>
+      </w:r>
+    </w:p>
+    <w:p>
+      <w:r>
+        <w:t xml:space="preserve">🧠 Clinical Rationale: Duodenal ulcer pain appears 2-3 hours after meals (when acid bathes the unprotected duodenum), is relieved by food and antacids, and is classically worse at night — matching this patient exactly.</w:t>
+      </w:r>
+    </w:p>
+    <w:p>
+      <w:r>
+        <w:t xml:space="preserve">❌ Why Not Other Options?</w:t>
+      </w:r>
+    </w:p>
+    <w:p>
+      <w:r>
+        <w:t xml:space="preserve">(a) — Gastric ulcer pain WORSE ns with eating — the opposite pattern.</w:t>
+      </w:r>
+    </w:p>
+    <w:p>
+      <w:r>
+        <w:t xml:space="preserve">(c) — Esophageal varices present with painless hematemesis, not meal-related pain.</w:t>
+      </w:r>
+    </w:p>
+    <w:p>
+      <w:r>
+        <w:t xml:space="preserve">(d) — Cholecystitis gives right upper quadrant pain after FATTY meals, not epigastric relief by food.</w:t>
+      </w:r>
+    </w:p>
+    <w:p>
+      <w:r>
+        <w:t xml:space="preserve">⚠️ Exam Trap: The ulcer contrast is golden — "gastric = pain with food (fear of eating); duodenal = pain relieved by food (hunger pain)."</w:t>
+      </w:r>
+    </w:p>
+    <w:p>
+      <w:r>
+        <w:t xml:space="preserve">💎 PNC Pearl: "Duodenal = 'hunger pain' relieved by eating; gastric = 'eating pain' worsened by food."</w:t>
+      </w:r>
+    </w:p>
+    <w:p>
+      <w:r>
+        <w:t xml:space="preserve">Positive Marks: 1</w:t>
+      </w:r>
+    </w:p>
+    <w:p>
+      <w:r>
+        <w:t xml:space="preserve">Negative Marks: 0.25</w:t>
+      </w:r>
+    </w:p>
+    <w:p>
+      <w:r>
+        <w:t xml:space="preserve"/>
+      </w:r>
+    </w:p>
+    <w:p>
+      <w:r>
+        <w:t xml:space="preserve">Question: The average duration of the first stage of labor in a primigravida is approximately</w:t>
+      </w:r>
+    </w:p>
+    <w:p>
+      <w:r>
+        <w:t xml:space="preserve">(a) 2-4 hours</w:t>
+      </w:r>
+    </w:p>
+    <w:p>
+      <w:r>
+        <w:t xml:space="preserve">(b) 6-12 hours</w:t>
+      </w:r>
+    </w:p>
+    <w:p>
+      <w:r>
+        <w:t xml:space="preserve">(c) 12-14 hours</w:t>
+      </w:r>
+    </w:p>
+    <w:p>
+      <w:r>
+        <w:t xml:space="preserve">(d) 24-30 hours</w:t>
+      </w:r>
+    </w:p>
+    <w:p>
+      <w:r>
+        <w:t xml:space="preserve">Answer: c</w:t>
+      </w:r>
+    </w:p>
+    <w:p>
+      <w:r>
+        <w:t xml:space="preserve">Solution: ✅ Correct Answer: c</w:t>
+      </w:r>
+    </w:p>
+    <w:p>
+      <w:r>
+        <w:t xml:space="preserve">🧠 Clinical Rationale: The first stage (onset of true contractions to full dilation) averages 12-14 hours in a primigravida and about 6-8 hours in a multigravida — a primigravida's cervix must soften and dilate for the first time.</w:t>
+      </w:r>
+    </w:p>
+    <w:p>
+      <w:r>
+        <w:t xml:space="preserve">❌ Why Not Other Options?</w:t>
+      </w:r>
+    </w:p>
+    <w:p>
+      <w:r>
+        <w:t xml:space="preserve">(a) — 2-4 hours is far too short for the first stage.</w:t>
+      </w:r>
+    </w:p>
+    <w:p>
+      <w:r>
+        <w:t xml:space="preserve">(b) — 6-12 hours is the multigravida range or short primigravida range.</w:t>
+      </w:r>
+    </w:p>
+    <w:p>
+      <w:r>
+        <w:t xml:space="preserve">(d) — 24-30 hours would represent prolonged labor, not the average.</w:t>
+      </w:r>
+    </w:p>
+    <w:p>
+      <w:r>
+        <w:t xml:space="preserve">⚠️ Exam Trap: "First stage = longest stage; primigravida 12-14 h, multigravida 6-8 h" — the primipara-multipara contrast is repeatedly tested.</w:t>
+      </w:r>
+    </w:p>
+    <w:p>
+      <w:r>
+        <w:t xml:space="preserve">💎 PNC Pearl: "First labor is slowest: primigravida 12-14 hours; subsequent labors are half that."</w:t>
+      </w:r>
+    </w:p>
+    <w:p>
+      <w:r>
+        <w:t xml:space="preserve">Positive Marks: 1</w:t>
+      </w:r>
+    </w:p>
+    <w:p>
+      <w:r>
+        <w:t xml:space="preserve">Negative Marks: 0.25</w:t>
+      </w:r>
+    </w:p>
+    <w:p>
+      <w:r>
+        <w:t xml:space="preserve"/>
+      </w:r>
+    </w:p>
+    <w:p>
+      <w:r>
+        <w:t xml:space="preserve">Question: The Apgar score of a newborn is assessed at</w:t>
+      </w:r>
+    </w:p>
+    <w:p>
+      <w:r>
+        <w:t xml:space="preserve">(a) 1 and 5 minutes after birth</w:t>
+      </w:r>
+    </w:p>
+    <w:p>
+      <w:r>
+        <w:t xml:space="preserve">(b) 10 and 30 minutes after birth</w:t>
+      </w:r>
+    </w:p>
+    <w:p>
+      <w:r>
+        <w:t xml:space="preserve">(c) 1 hour after birth</w:t>
+      </w:r>
+    </w:p>
+    <w:p>
+      <w:r>
+        <w:t xml:space="preserve">(d) 24 hours after birth</w:t>
+      </w:r>
+    </w:p>
+    <w:p>
+      <w:r>
+        <w:t xml:space="preserve">Answer: a</w:t>
+      </w:r>
+    </w:p>
+    <w:p>
+      <w:r>
+        <w:t xml:space="preserve">Solution: ✅ Correct Answer: a</w:t>
+      </w:r>
+    </w:p>
+    <w:p>
+      <w:r>
+        <w:t xml:space="preserve">🧠 Clinical Rationale: Apgar is scored at 1 minute (assessment of tolerance of birth) and 5 minutes (response to resuscitation) after birth, and repeated at 10 minutes if the 5-minute score is low — it guides immediate resuscitation.</w:t>
+      </w:r>
+    </w:p>
+    <w:p>
+      <w:r>
+        <w:t xml:space="preserve">❌ Why Not Other Options?</w:t>
+      </w:r>
+    </w:p>
+    <w:p>
+      <w:r>
+        <w:t xml:space="preserve">(b) — 10 and 30 minutes are too late for the initial assessment.</w:t>
+      </w:r>
+    </w:p>
+    <w:p>
+      <w:r>
+        <w:t xml:space="preserve">(c) — 1 hour misses the critical resuscitation window.</w:t>
+      </w:r>
+    </w:p>
+    <w:p>
+      <w:r>
+        <w:t xml:space="preserve">(d) — 24 hours is a newborn exam time, not Apgar time.</w:t>
+      </w:r>
+    </w:p>
+    <w:p>
+      <w:r>
+        <w:t xml:space="preserve">⚠️ Exam Trap: Remember the five parameters — Appearance (color), Pulse (heart rate), Grimace (reflex irritability), Activity (muscle tone), Respiration — "APGAR" is itself the memory aid.</w:t>
+      </w:r>
+    </w:p>
+    <w:p>
+      <w:r>
+        <w:t xml:space="preserve">💎 PNC Pearl: "Apgar at 1 and 5 minutes — 7-10 normal, 4-6 moderate, &lt;4 severe distress."</w:t>
+      </w:r>
+    </w:p>
+    <w:p>
+      <w:r>
+        <w:t xml:space="preserve">Positive Marks: 1</w:t>
+      </w:r>
+    </w:p>
+    <w:p>
+      <w:r>
+        <w:t xml:space="preserve">Negative Marks: 0.25</w:t>
+      </w:r>
+    </w:p>
+    <w:p>
+      <w:r>
+        <w:t xml:space="preserve"/>
+      </w:r>
+    </w:p>
+    <w:p>
+      <w:r>
+        <w:t xml:space="preserve">Question: "Flight of ideas" (rapidly shifting thoughts) is a characteristic symptom of</w:t>
+      </w:r>
+    </w:p>
+    <w:p>
+      <w:r>
+        <w:t xml:space="preserve">(a) Mania</w:t>
+      </w:r>
+    </w:p>
+    <w:p>
+      <w:r>
+        <w:t xml:space="preserve">(b) Obsessive-compulsive disorder</w:t>
+      </w:r>
+    </w:p>
+    <w:p>
+      <w:r>
+        <w:t xml:space="preserve">(c) Simple phobia</w:t>
+      </w:r>
+    </w:p>
+    <w:p>
+      <w:r>
+        <w:t xml:space="preserve">(d) Somatization disorder</w:t>
+      </w:r>
+    </w:p>
+    <w:p>
+      <w:r>
+        <w:t xml:space="preserve">Answer: a</w:t>
+      </w:r>
+    </w:p>
+    <w:p>
+      <w:r>
+        <w:t xml:space="preserve">Solution: ✅ Correct Answer: a</w:t>
+      </w:r>
+    </w:p>
+    <w:p>
+      <w:r>
+        <w:t xml:space="preserve">🧠 Clinical Rationale: Flight of ideas — speech jumping rapidly between loosely connected topics — is a classic feature of a manic episode, along with pressured speech, grandiosity, and decreased need for sleep.</w:t>
+      </w:r>
+    </w:p>
+    <w:p>
+      <w:r>
+        <w:t xml:space="preserve">❌ Why Not Other Options?</w:t>
+      </w:r>
+    </w:p>
+    <w:p>
+      <w:r>
+        <w:t xml:space="preserve">(b) — OCD is marked by obsessions and compulsions, not rapid thought shifting.</w:t>
+      </w:r>
+    </w:p>
+    <w:p>
+      <w:r>
+        <w:t xml:space="preserve">(c) — Simple phobia is intense fear of a specific object or situation.</w:t>
+      </w:r>
+    </w:p>
+    <w:p>
+      <w:r>
+        <w:t xml:space="preserve">(d) — Somatization converts psychological distress into physical complaints.</w:t>
+      </w:r>
+    </w:p>
+    <w:p>
+      <w:r>
+        <w:t xml:space="preserve">⚠️ Exam Trap: "Mania = fast everything — thoughts (flight of ideas), speech (pressure of speech), activity (hyperactivity), sleep (little)." The 'f' words anchor mania.</w:t>
+      </w:r>
+    </w:p>
+    <w:p>
+      <w:r>
+        <w:t xml:space="preserve">💎 PNC Pearl: "Flight of ideas + pressured speech + grandiosity = mania. Fast speech, fast thoughts, fast living."</w:t>
+      </w:r>
+    </w:p>
+    <w:p>
+      <w:r>
+        <w:t xml:space="preserve">Positive Marks: 1</w:t>
+      </w:r>
+    </w:p>
+    <w:p>
+      <w:r>
+        <w:t xml:space="preserve">Negative Marks: 0.25</w:t>
+      </w:r>
+    </w:p>
+    <w:p>
+      <w:r>
+        <w:t xml:space="preserve"/>
+      </w:r>
+    </w:p>
+    <w:p>
+      <w:r>
+        <w:t xml:space="preserve">Question: The recommended minimum number of antenatal care (ANC) visits for a normal pregnancy is</w:t>
+      </w:r>
+    </w:p>
+    <w:p>
+      <w:r>
+        <w:t xml:space="preserve">(a) 1</w:t>
+      </w:r>
+    </w:p>
+    <w:p>
+      <w:r>
+        <w:t xml:space="preserve">(b) 2</w:t>
+      </w:r>
+    </w:p>
+    <w:p>
+      <w:r>
+        <w:t xml:space="preserve">(c) 4</w:t>
+      </w:r>
+    </w:p>
+    <w:p>
+      <w:r>
+        <w:t xml:space="preserve">(d) 10</w:t>
+      </w:r>
+    </w:p>
+    <w:p>
+      <w:r>
+        <w:t xml:space="preserve">Answer: c</w:t>
+      </w:r>
+    </w:p>
+    <w:p>
+      <w:r>
+        <w:t xml:space="preserve">Solution: ✅ Correct Answer: c</w:t>
+      </w:r>
+    </w:p>
+    <w:p>
+      <w:r>
+        <w:t xml:space="preserve">🧠 Clinical Rationale: A minimum of 4 ANC visits is recommended — the first in the first trimester, then at 28, 32, and 36 weeks — each including BP, weight, abdominal examination, Hb, and urine testing.</w:t>
+      </w:r>
+    </w:p>
+    <w:p>
+      <w:r>
+        <w:t xml:space="preserve">❌ Why Not Other Options?</w:t>
+      </w:r>
+    </w:p>
+    <w:p>
+      <w:r>
+        <w:t xml:space="preserve">(a) — One visit is grossly inadequate for monitoring.</w:t>
+      </w:r>
+    </w:p>
+    <w:p>
+      <w:r>
+        <w:t xml:space="preserve">(b) — Two visits miss key third-trimester assessments.</w:t>
+      </w:r>
+    </w:p>
+    <w:p>
+      <w:r>
+        <w:t xml:space="preserve">(d) — 10 visits exceed the minimum standard (though more visits are needed in high-risk pregnancy).</w:t>
+      </w:r>
+    </w:p>
+    <w:p>
+      <w:r>
+        <w:t xml:space="preserve">⚠️ Exam Trap: "4+ ANC visits" is the standard answer; early registration in the first trimester is equally important. Under the new WHO model it is 8 contacts — but 4 remains the national minimum answer unless the stem specifies WHO.</w:t>
+      </w:r>
+    </w:p>
+    <w:p>
+      <w:r>
+        <w:t xml:space="preserve">💎 PNC Pearl: "4 visits minimum — first trimester, then 28, 32, 36 weeks. Early registration = first trimester."</w:t>
+      </w:r>
+    </w:p>
+    <w:p>
+      <w:r>
+        <w:t xml:space="preserve">Positive Marks: 1</w:t>
+      </w:r>
+    </w:p>
+    <w:p>
+      <w:r>
+        <w:t xml:space="preserve">Negative Marks: 0.25</w:t>
+      </w:r>
+    </w:p>
+    <w:p>
+      <w:r>
+        <w:t xml:space="preserve"/>
+      </w:r>
+    </w:p>
+    <w:p>
+      <w:r>
+        <w:t xml:space="preserve">Question: The first-line treatment for uncomplicated falciparum malaria is</w:t>
+      </w:r>
+    </w:p>
+    <w:p>
+      <w:r>
+        <w:t xml:space="preserve">(a) Chloroquine</w:t>
+      </w:r>
+    </w:p>
+    <w:p>
+      <w:r>
+        <w:t xml:space="preserve">(b) Artesunate-based combination therapy (ACT)</w:t>
+      </w:r>
+    </w:p>
+    <w:p>
+      <w:r>
+        <w:t xml:space="preserve">(c) Metronidazole</w:t>
+      </w:r>
+    </w:p>
+    <w:p>
+      <w:r>
+        <w:t xml:space="preserve">(d) Quinine only</w:t>
+      </w:r>
+    </w:p>
+    <w:p>
+      <w:r>
+        <w:t xml:space="preserve">Answer: b</w:t>
+      </w:r>
+    </w:p>
+    <w:p>
+      <w:r>
+        <w:t xml:space="preserve">Solution: ✅ Correct Answer: b</w:t>
+      </w:r>
+    </w:p>
+    <w:p>
+      <w:r>
+        <w:t xml:space="preserve">🧠 Clinical Rationale: ACT — artesunate combined with a partner drug — is the recommended first-line treatment for uncomplicated P. falciparum malaria because of widespread chloroquine resistance.</w:t>
+      </w:r>
+    </w:p>
+    <w:p>
+      <w:r>
+        <w:t xml:space="preserve">❌ Why Not Other Options?</w:t>
+      </w:r>
+    </w:p>
+    <w:p>
+      <w:r>
+        <w:t xml:space="preserve">(a) — Chloroquine is now ineffective for falciparum malaria in most areas due to resistance.</w:t>
+      </w:r>
+    </w:p>
+    <w:p>
+      <w:r>
+        <w:t xml:space="preserve">(c) — Metronidazole treats amoebiasis and giardiasis, not malaria.</w:t>
+      </w:r>
+    </w:p>
+    <w:p>
+      <w:r>
+        <w:t xml:space="preserve">(d) — Quinine is reserved mainly for SEVERE malaria, not uncomplicated first-line therapy.</w:t>
+      </w:r>
+    </w:p>
+    <w:p>
+      <w:r>
+        <w:t xml:space="preserve">⚠️ Exam Trap: The treatment split by species is high-yield — "falciparum = ACT (artesunate-based); vivax = chloroquine + primaquine." Severe malaria = parenteral artesunate.</w:t>
+      </w:r>
+    </w:p>
+    <w:p>
+      <w:r>
+        <w:t xml:space="preserve">💎 PNC Pearl: "Falciparum → ACT; vivax → chloroquine + primaquine; severe → IV artesunate."</w:t>
+      </w:r>
+    </w:p>
+    <w:p>
+      <w:r>
+        <w:t xml:space="preserve">Positive Marks: 1</w:t>
+      </w:r>
+    </w:p>
+    <w:p>
+      <w:r>
+        <w:t xml:space="preserve">Negative Marks: 0.25</w:t>
+      </w:r>
+    </w:p>
+    <w:p>
+      <w:r>
+        <w:t xml:space="preserve"/>
+      </w:r>
+    </w:p>
+    <w:p>
+      <w:r>
+        <w:t xml:space="preserve">Question: The minimum normal urine output for an adult is approximately</w:t>
+      </w:r>
+    </w:p>
+    <w:p>
+      <w:r>
+        <w:t xml:space="preserve">(a) 10 mL per hour</w:t>
+      </w:r>
+    </w:p>
+    <w:p>
+      <w:r>
+        <w:t xml:space="preserve">(b) 30 mL per hour</w:t>
+      </w:r>
+    </w:p>
+    <w:p>
+      <w:r>
+        <w:t xml:space="preserve">(c) 80 mL per hour</w:t>
+      </w:r>
+    </w:p>
+    <w:p>
+      <w:r>
+        <w:t xml:space="preserve">(d) 150 mL per hour</w:t>
+      </w:r>
+    </w:p>
+    <w:p>
+      <w:r>
+        <w:t xml:space="preserve">Answer: b</w:t>
+      </w:r>
+    </w:p>
+    <w:p>
+      <w:r>
+        <w:t xml:space="preserve">Solution: ✅ Correct Answer: b</w:t>
+      </w:r>
+    </w:p>
+    <w:p>
+      <w:r>
+        <w:t xml:space="preserve">🧠 Clinical Rationale: Normal adult urine output is about 30-50 mL/hour (0.5-1 mL/kg/hour); output below 30 mL/hour defines oliguria and warrants investigation.</w:t>
+      </w:r>
+    </w:p>
+    <w:p>
+      <w:r>
+        <w:t xml:space="preserve">❌ Why Not Other Options?</w:t>
+      </w:r>
+    </w:p>
+    <w:p>
+      <w:r>
+        <w:t xml:space="preserve">(a) — 10 mL/hour is dangerously low (severe oliguria/anuria range).</w:t>
+      </w:r>
+    </w:p>
+    <w:p>
+      <w:r>
+        <w:t xml:space="preserve">(c) — 80 mL/hour is above the resting normal range.</w:t>
+      </w:r>
+    </w:p>
+    <w:p>
+      <w:r>
+        <w:t xml:space="preserve">(d) — 150 mL/hour is polyuria unless the patient is on forced fluids or diuretics.</w:t>
+      </w:r>
+    </w:p>
+    <w:p>
+      <w:r>
+        <w:t xml:space="preserve">⚠️ Exam Trap: "Oliguria = &lt;400 mL/day or &lt;30 mL/hour; anuria = &lt;100 mL/day or &lt;10 mL/hour" — these critical care thresholds are frequently tested.</w:t>
+      </w:r>
+    </w:p>
+    <w:p>
+      <w:r>
+        <w:t xml:space="preserve">💎 PNC Pearl: "Under 30 mL/hour = oliguria — the kidney's warning light."</w:t>
+      </w:r>
+    </w:p>
+    <w:p>
+      <w:r>
+        <w:t xml:space="preserve">Positive Marks: 1</w:t>
+      </w:r>
+    </w:p>
+    <w:p>
+      <w:r>
+        <w:t xml:space="preserve">Negative Marks: 0.25</w:t>
+      </w:r>
+    </w:p>
+    <w:p>
+      <w:r>
+        <w:t xml:space="preserve"/>
+      </w:r>
+    </w:p>
+    <w:p>
+      <w:r>
+        <w:t xml:space="preserve">Question: The causative organism of cholera is</w:t>
+      </w:r>
+    </w:p>
+    <w:p>
+      <w:r>
+        <w:t xml:space="preserve">(a) Salmonella typhi</w:t>
+      </w:r>
+    </w:p>
+    <w:p>
+      <w:r>
+        <w:t xml:space="preserve">(b) Shigella dysenteriae</w:t>
+      </w:r>
+    </w:p>
+    <w:p>
+      <w:r>
+        <w:t xml:space="preserve">(c) Vibrio cholerae</w:t>
+      </w:r>
+    </w:p>
+    <w:p>
+      <w:r>
+        <w:t xml:space="preserve">(d) Entamoeba histolytica</w:t>
+      </w:r>
+    </w:p>
+    <w:p>
+      <w:r>
+        <w:t xml:space="preserve">Answer: c</w:t>
+      </w:r>
+    </w:p>
+    <w:p>
+      <w:r>
+        <w:t xml:space="preserve">Solution: ✅ Correct Answer: c</w:t>
+      </w:r>
+    </w:p>
+    <w:p>
+      <w:r>
+        <w:t xml:space="preserve">🧠 Clinical Rationale: Vibrio cholerae produces cholera toxin that causes massive water and electrolyte secretion into the gut — the classic profuse rice-water stools and severe dehydration.</w:t>
+      </w:r>
+    </w:p>
+    <w:p>
+      <w:r>
+        <w:t xml:space="preserve">❌ Why Not Other Options?</w:t>
+      </w:r>
+    </w:p>
+    <w:p>
+      <w:r>
+        <w:t xml:space="preserve">(a) — Salmonella typhi causes typhoid fever (step-ladder fever, rose spots).</w:t>
+      </w:r>
+    </w:p>
+    <w:p>
+      <w:r>
+        <w:t xml:space="preserve">(b) — Shigella causes bacillary dysentery with blood and mucus.</w:t>
+      </w:r>
+    </w:p>
+    <w:p>
+      <w:r>
+        <w:t xml:space="preserve">(d) — Entamoeba histolytica causes amoebic dysentery (anchovy-sauce stools).</w:t>
+      </w:r>
+    </w:p>
+    <w:p>
+      <w:r>
+        <w:t xml:space="preserve">⚠️ Exam Trap: Match organism to its classic stool — "cholera = rice-water stools = Vibrio; typhoid = Salmonella typhi; dysentery = blood + mucus." This matching is an exam favourite.</w:t>
+      </w:r>
+    </w:p>
+    <w:p>
+      <w:r>
+        <w:t xml:space="preserve">💎 PNC Pearl: "Rice-water stool = Vibrio cholerae. Rehydration is the treatment — ORS/IV, not antibiotics alone."</w:t>
+      </w:r>
+    </w:p>
+    <w:p>
+      <w:r>
+        <w:t xml:space="preserve">Positive Marks: 1</w:t>
+      </w:r>
+    </w:p>
+    <w:p>
+      <w:r>
+        <w:t xml:space="preserve">Negative Marks: 0.25</w:t>
+      </w:r>
+    </w:p>
+    <w:p>
+      <w:r>
+        <w:t xml:space="preserve">Question: A patient with a head injury has clear fluid leaking from the nose. The nurse should</w:t>
+      </w:r>
+    </w:p>
+    <w:p>
+      <w:r>
+        <w:t xml:space="preserve">(a) Pack the nostril tightly with cotton</w:t>
+      </w:r>
+    </w:p>
+    <w:p>
+      <w:r>
+        <w:t xml:space="preserve">(b) Ask the patient to blow the nose forcefully</w:t>
+      </w:r>
+    </w:p>
+    <w:p>
+      <w:r>
+        <w:t xml:space="preserve">(c) Place a loose sterile gauze pad and do not pack or suction the nose</w:t>
+      </w:r>
+    </w:p>
+    <w:p>
+      <w:r>
+        <w:t xml:space="preserve">(d) Insert a nasogastric tube to test the fluid</w:t>
+      </w:r>
+    </w:p>
+    <w:p>
+      <w:r>
+        <w:t xml:space="preserve">Answer: c</w:t>
+      </w:r>
+    </w:p>
+    <w:p>
+      <w:r>
+        <w:t xml:space="preserve">Solution: ✅ Correct Answer: c</w:t>
+      </w:r>
+    </w:p>
+    <w:p>
+      <w:r>
+        <w:t xml:space="preserve">🧠 Clinical Rationale: Clear nasal drainage after head injury is likely CSF rhinorrhea through a fractured cribriform plate — managed with a loose sterile drip pad and strict avoidance of packing, suction, or blowing, which could push bacteria into the brain.</w:t>
+      </w:r>
+    </w:p>
+    <w:p>
+      <w:r>
+        <w:t xml:space="preserve">❌ Why Not Other Options?</w:t>
+      </w:r>
+    </w:p>
+    <w:p>
+      <w:r>
+        <w:t xml:space="preserve">(a) — Packing the nostril blocks drainage and creates a route for infection into the cranial cavity.</w:t>
+      </w:r>
+    </w:p>
+    <w:p>
+      <w:r>
+        <w:t xml:space="preserve">(b) — Forceful nose blowing can push air and bacteria retrograde into the brain.</w:t>
+      </w:r>
+    </w:p>
+    <w:p>
+      <w:r>
+        <w:t xml:space="preserve">(d) — An NG tube may pass through the fractured cribriform plate into the brain — contraindicated.</w:t>
+      </w:r>
+    </w:p>
+    <w:p>
+      <w:r>
+        <w:t xml:space="preserve">⚠️ Exam Trap: The halo (blood-ring) sign identifies CSF mixed with blood. Remember the CSF rhinorrhea rule — "no packing, no suction, no blowing, no NG tube."</w:t>
+      </w:r>
+    </w:p>
+    <w:p>
+      <w:r>
+        <w:t xml:space="preserve">💎 PNC Pearl: "Clear nose drip after head injury = CSF until proven otherwise — loose pad only."</w:t>
+      </w:r>
+    </w:p>
+    <w:p>
+      <w:r>
+        <w:t xml:space="preserve">Positive Marks: 1</w:t>
+      </w:r>
+    </w:p>
+    <w:p>
+      <w:r>
+        <w:t xml:space="preserve">Negative Marks: 0.25</w:t>
+      </w:r>
+    </w:p>
+    <w:p>
+      <w:r>
+        <w:t xml:space="preserve"/>
+      </w:r>
+    </w:p>
+    <w:p>
+      <w:r>
+        <w:t xml:space="preserve">Question: In the immediate postoperative period, the priority nursing assessment is</w:t>
+      </w:r>
+    </w:p>
+    <w:p>
+      <w:r>
+        <w:t xml:space="preserve">(a) Airway and breathing</w:t>
+      </w:r>
+    </w:p>
+    <w:p>
+      <w:r>
+        <w:t xml:space="preserve">(b) Skin color only</w:t>
+      </w:r>
+    </w:p>
+    <w:p>
+      <w:r>
+        <w:t xml:space="preserve">(c) Fluid intake only</w:t>
+      </w:r>
+    </w:p>
+    <w:p>
+      <w:r>
+        <w:t xml:space="preserve">(d) Family satisfaction</w:t>
+      </w:r>
+    </w:p>
+    <w:p>
+      <w:r>
+        <w:t xml:space="preserve">Answer: a</w:t>
+      </w:r>
+    </w:p>
+    <w:p>
+      <w:r>
+        <w:t xml:space="preserve">Solution: ✅ Correct Answer: a</w:t>
+      </w:r>
+    </w:p>
+    <w:p>
+      <w:r>
+        <w:t xml:space="preserve">🧠 Clinical Rationale: In the immediate post-anesthesia period the ABCs — airway, breathing, circulation — are assessed first because airway obstruction (relaxed tongue, secretions, laryngospasm) and respiratory depression are the greatest dangers.</w:t>
+      </w:r>
+    </w:p>
+    <w:p>
+      <w:r>
+        <w:t xml:space="preserve">❌ Why Not Other Options?</w:t>
+      </w:r>
+    </w:p>
+    <w:p>
+      <w:r>
+        <w:t xml:space="preserve">(b) — Skin color is a perfusion indicator but is only one part of the assessment.</w:t>
+      </w:r>
+    </w:p>
+    <w:p>
+      <w:r>
+        <w:t xml:space="preserve">(c) — Fluid balance matters later; it is not the immediate priority.</w:t>
+      </w:r>
+    </w:p>
+    <w:p>
+      <w:r>
+        <w:t xml:space="preserve">(d) — Family satisfaction is important for care quality but never precedes ABCs.</w:t>
+      </w:r>
+    </w:p>
+    <w:p>
+      <w:r>
+        <w:t xml:space="preserve">⚠️ Exam Trap: "Post-op priority is always ABC." Watch for airway obstruction from the relaxed tongue, secretions, or laryngospasm right after extubation.</w:t>
+      </w:r>
+    </w:p>
+    <w:p>
+      <w:r>
+        <w:t xml:space="preserve">💎 PNC Pearl: "After anesthesia: airway first, always. If the airway is compromised, nothing else matters."</w:t>
+      </w:r>
+    </w:p>
+    <w:p>
+      <w:r>
+        <w:t xml:space="preserve">Positive Marks: 1</w:t>
+      </w:r>
+    </w:p>
+    <w:p>
+      <w:r>
+        <w:t xml:space="preserve">Negative Marks: 0.25</w:t>
+      </w:r>
+    </w:p>
+    <w:p>
+      <w:r>
+        <w:t xml:space="preserve"/>
+      </w:r>
+    </w:p>
+    <w:p>
+      <w:r>
+        <w:t xml:space="preserve">Question: A patient with Cushing's syndrome is most likely to exhibit</w:t>
+      </w:r>
+    </w:p>
+    <w:p>
+      <w:r>
+        <w:t xml:space="preserve">(a) Moon face, buffalo hump, hypertension and hyperglycemia</w:t>
+      </w:r>
+    </w:p>
+    <w:p>
+      <w:r>
+        <w:t xml:space="preserve">(b) Weight loss and heat intolerance</w:t>
+      </w:r>
+    </w:p>
+    <w:p>
+      <w:r>
+        <w:t xml:space="preserve">(c) Bradycardia and hypotension</w:t>
+      </w:r>
+    </w:p>
+    <w:p>
+      <w:r>
+        <w:t xml:space="preserve">(d) Hyperpigmentation and hyponatremia</w:t>
+      </w:r>
+    </w:p>
+    <w:p>
+      <w:r>
+        <w:t xml:space="preserve">Answer: a</w:t>
+      </w:r>
+    </w:p>
+    <w:p>
+      <w:r>
+        <w:t xml:space="preserve">Solution: ✅ Correct Answer: a</w:t>
+      </w:r>
+    </w:p>
+    <w:p>
+      <w:r>
+        <w:t xml:space="preserve">🧠 Clinical Rationale: Excess cortisol causes central obesity, moon face, buffalo hump, purple striae, easy bruising, hypertension, and glucose intolerance — the full Cushing picture.</w:t>
+      </w:r>
+    </w:p>
+    <w:p>
+      <w:r>
+        <w:t xml:space="preserve">❌ Why Not Other Options?</w:t>
+      </w:r>
+    </w:p>
+    <w:p>
+      <w:r>
+        <w:t xml:space="preserve">(b) — Weight loss with heat intolerance is hyperthyroidism.</w:t>
+      </w:r>
+    </w:p>
+    <w:p>
+      <w:r>
+        <w:t xml:space="preserve">(c) — Bradycardia with hypotension suggests hypothyroidism or shock, not Cushing.</w:t>
+      </w:r>
+    </w:p>
+    <w:p>
+      <w:r>
+        <w:t xml:space="preserve">(d) — Hyperpigmentation with hyponatremia is ADDISON's disease — cortisol deficiency.</w:t>
+      </w:r>
+    </w:p>
+    <w:p>
+      <w:r>
+        <w:t xml:space="preserve">⚠️ Exam Trap: Cushing vs Addison mirror — "Cushing = too much cortisol = moon face + buffalo hump + HIGH BP + HIGH sugar; Addison = too little = LOW BP + LOW sugar + pigmentation."</w:t>
+      </w:r>
+    </w:p>
+    <w:p>
+      <w:r>
+        <w:t xml:space="preserve">💎 PNC Pearl: "Cushing: everything up (BP, sugar, weight) except potassium; Addison: everything down except potassium."</w:t>
+      </w:r>
+    </w:p>
+    <w:p>
+      <w:r>
+        <w:t xml:space="preserve">Positive Marks: 1</w:t>
+      </w:r>
+    </w:p>
+    <w:p>
+      <w:r>
+        <w:t xml:space="preserve">Negative Marks: 0.25</w:t>
+      </w:r>
+    </w:p>
+    <w:p>
+      <w:r>
+        <w:t xml:space="preserve"/>
+      </w:r>
+    </w:p>
+    <w:p>
+      <w:r>
+        <w:t xml:space="preserve">Question: The purpose of using a foot board for a patient on prolonged bed rest is to</w:t>
+      </w:r>
+    </w:p>
+    <w:p>
+      <w:r>
+        <w:t xml:space="preserve">(a) Prevent foot drop</w:t>
+      </w:r>
+    </w:p>
+    <w:p>
+      <w:r>
+        <w:t xml:space="preserve">(b) Prevent pressure injury</w:t>
+      </w:r>
+    </w:p>
+    <w:p>
+      <w:r>
+        <w:t xml:space="preserve">(c) Improve circulation</w:t>
+      </w:r>
+    </w:p>
+    <w:p>
+      <w:r>
+        <w:t xml:space="preserve">(d) Support the lumbar spine</w:t>
+      </w:r>
+    </w:p>
+    <w:p>
+      <w:r>
+        <w:t xml:space="preserve">Answer: a</w:t>
+      </w:r>
+    </w:p>
+    <w:p>
+      <w:r>
+        <w:t xml:space="preserve">Solution: ✅ Correct Answer: a</w:t>
+      </w:r>
+    </w:p>
+    <w:p>
+      <w:r>
+        <w:t xml:space="preserve">🧠 Clinical Rationale: A foot board keeps the feet at a right angle to the legs, maintaining dorsiflexion and preventing foot drop and Achilles tendon contracture in bed-bound patients.</w:t>
+      </w:r>
+    </w:p>
+    <w:p>
+      <w:r>
+        <w:t xml:space="preserve">❌ Why Not Other Options?</w:t>
+      </w:r>
+    </w:p>
+    <w:p>
+      <w:r>
+        <w:t xml:space="preserve">(b) — Pressure injuries are prevented by repositioning and pressure-relieving surfaces, not a foot board.</w:t>
+      </w:r>
+    </w:p>
+    <w:p>
+      <w:r>
+        <w:t xml:space="preserve">(c) — Circulation is aided by range-of-motion exercises and elastic stockings.</w:t>
+      </w:r>
+    </w:p>
+    <w:p>
+      <w:r>
+        <w:t xml:space="preserve">(d) — Lumbar support is the role of a back rest or lumbar roll.</w:t>
+      </w:r>
+    </w:p>
+    <w:p>
+      <w:r>
+        <w:t xml:space="preserve">⚠️ Exam Trap: Match the device to its purpose — "foot board = foot drop; trochanter roll = external rotation; hand roll = finger contractures; trapeze = mobility."</w:t>
+      </w:r>
+    </w:p>
+    <w:p>
+      <w:r>
+        <w:t xml:space="preserve">💎 PNC Pearl: "Foot board fights foot drop — feet at 90°, toes to the ceiling."</w:t>
+      </w:r>
+    </w:p>
+    <w:p>
+      <w:r>
+        <w:t xml:space="preserve">Positive Marks: 1</w:t>
+      </w:r>
+    </w:p>
+    <w:p>
+      <w:r>
+        <w:t xml:space="preserve">Negative Marks: 0.25</w:t>
+      </w:r>
+    </w:p>
+    <w:p>
+      <w:r>
+        <w:t xml:space="preserve"/>
+      </w:r>
+    </w:p>
+    <w:p>
+      <w:r>
+        <w:t xml:space="preserve">Question: Lochia rubra is the vaginal discharge observed during the</w:t>
+      </w:r>
+    </w:p>
+    <w:p>
+      <w:r>
+        <w:t xml:space="preserve">(a) First 1-4 days after delivery</w:t>
+      </w:r>
+    </w:p>
+    <w:p>
+      <w:r>
+        <w:t xml:space="preserve">(b) Second week after delivery</w:t>
+      </w:r>
+    </w:p>
+    <w:p>
+      <w:r>
+        <w:t xml:space="preserve">(c) Third month of pregnancy</w:t>
+      </w:r>
+    </w:p>
+    <w:p>
+      <w:r>
+        <w:t xml:space="preserve">(d) First stage of labor</w:t>
+      </w:r>
+    </w:p>
+    <w:p>
+      <w:r>
+        <w:t xml:space="preserve">Answer: a</w:t>
+      </w:r>
+    </w:p>
+    <w:p>
+      <w:r>
+        <w:t xml:space="preserve">Solution: ✅ Correct Answer: a</w:t>
+      </w:r>
+    </w:p>
+    <w:p>
+      <w:r>
+        <w:t xml:space="preserve">🧠 Clinical Rationale: Lochia rubra — bright red, blood-stained — lasts about 1-4 days postpartum, then changes to lochia serosa (pinkish-brown, ~day 4-9) and finally lochia alba (creamy white, up to 3 weeks).</w:t>
+      </w:r>
+    </w:p>
+    <w:p>
+      <w:r>
+        <w:t xml:space="preserve">❌ Why Not Other Options?</w:t>
+      </w:r>
+    </w:p>
+    <w:p>
+      <w:r>
+        <w:t xml:space="preserve">(b) — The second week postpartum shows lochia alba, not rubra.</w:t>
+      </w:r>
+    </w:p>
+    <w:p>
+      <w:r>
+        <w:t xml:space="preserve">(c) — Lochia is a postpartum phenomenon — there is no lochia during pregnancy.</w:t>
+      </w:r>
+    </w:p>
+    <w:p>
+      <w:r>
+        <w:t xml:space="preserve">(d) — The first stage of labor has show (bloody mucus), not lochia.</w:t>
+      </w:r>
+    </w:p>
+    <w:p>
+      <w:r>
+        <w:t xml:space="preserve">⚠️ Exam Trap: The lochia sequence "rubra (red, days 1-4) → serosa (pink, ~week 2) → alba (white, up to 3 weeks)" — a foul odor signals infection; heavy rubra beyond day 4 needs evaluation.</w:t>
+      </w:r>
+    </w:p>
+    <w:p>
+      <w:r>
+        <w:t xml:space="preserve">💎 PNC Pearl: "Rubra red, serosa pink, alba white — the lochia rainbow, in that order."</w:t>
+      </w:r>
+    </w:p>
+    <w:p>
+      <w:r>
+        <w:t xml:space="preserve">Positive Marks: 1</w:t>
+      </w:r>
+    </w:p>
+    <w:p>
+      <w:r>
+        <w:t xml:space="preserve">Negative Marks: 0.25</w:t>
+      </w:r>
+    </w:p>
+    <w:p>
+      <w:r>
+        <w:t xml:space="preserve"/>
+      </w:r>
+    </w:p>
+    <w:p>
+      <w:r>
+        <w:t xml:space="preserve">Question: The normal birth weight of a full-term newborn is</w:t>
+      </w:r>
+    </w:p>
+    <w:p>
+      <w:r>
+        <w:t xml:space="preserve">(a) 1.0-1.5 kg</w:t>
+      </w:r>
+    </w:p>
+    <w:p>
+      <w:r>
+        <w:t xml:space="preserve">(b) 2.5-4.0 kg</w:t>
+      </w:r>
+    </w:p>
+    <w:p>
+      <w:r>
+        <w:t xml:space="preserve">(c) 4.5-5.5 kg</w:t>
+      </w:r>
+    </w:p>
+    <w:p>
+      <w:r>
+        <w:t xml:space="preserve">(d) 5.5-6.5 kg</w:t>
+      </w:r>
+    </w:p>
+    <w:p>
+      <w:r>
+        <w:t xml:space="preserve">Answer: b</w:t>
+      </w:r>
+    </w:p>
+    <w:p>
+      <w:r>
+        <w:t xml:space="preserve">Solution: ✅ Correct Answer: b</w:t>
+      </w:r>
+    </w:p>
+    <w:p>
+      <w:r>
+        <w:t xml:space="preserve">🧠 Clinical Rationale: A full-term newborn weighs 2.5-4.0 kg, averaging about 3.0-3.4 kg; below 2.5 kg is low birth weight and above 4.0 kg is macrosomia.</w:t>
+      </w:r>
+    </w:p>
+    <w:p>
+      <w:r>
+        <w:t xml:space="preserve">❌ Why Not Other Options?</w:t>
+      </w:r>
+    </w:p>
+    <w:p>
+      <w:r>
+        <w:t xml:space="preserve">(a) — 1.0-1.5 kg is very low birth weight, usually preterm.</w:t>
+      </w:r>
+    </w:p>
+    <w:p>
+      <w:r>
+        <w:t xml:space="preserve">(c) — 4.5-5.5 kg is far beyond macrosomia range.</w:t>
+      </w:r>
+    </w:p>
+    <w:p>
+      <w:r>
+        <w:t xml:space="preserve">(d) — 5.5-6.5 kg is not a viable normal birth weight.</w:t>
+      </w:r>
+    </w:p>
+    <w:p>
+      <w:r>
+        <w:t xml:space="preserve">⚠️ Exam Trap: Birth weight cut-offs — "full-term = 2.5-4.0 kg; LBW = &lt;2.5 kg; VLBW = &lt;1.5 kg; macrosomia = &gt;4 kg" — essential numbers.</w:t>
+      </w:r>
+    </w:p>
+    <w:p>
+      <w:r>
+        <w:t xml:space="preserve">💎 PNC Pearl: "2.5-4.0 kg is the normal gate — under 2.5 = LBW, over 4 = macrosomia."</w:t>
+      </w:r>
+    </w:p>
+    <w:p>
+      <w:r>
+        <w:t xml:space="preserve">Positive Marks: 1</w:t>
+      </w:r>
+    </w:p>
+    <w:p>
+      <w:r>
+        <w:t xml:space="preserve">Negative Marks: 0.25</w:t>
+      </w:r>
+    </w:p>
+    <w:p>
+      <w:r>
+        <w:t xml:space="preserve"/>
+      </w:r>
+    </w:p>
+    <w:p>
+      <w:r>
+        <w:t xml:space="preserve">Question: Janani Suraksha Yojana (JSY) is a national scheme that provides</w:t>
+      </w:r>
+    </w:p>
+    <w:p>
+      <w:r>
+        <w:t xml:space="preserve">(a) Cash assistance for institutional delivery</w:t>
+      </w:r>
+    </w:p>
+    <w:p>
+      <w:r>
+        <w:t xml:space="preserve">(b) Free medicines for cancer</w:t>
+      </w:r>
+    </w:p>
+    <w:p>
+      <w:r>
+        <w:t xml:space="preserve">(c) Housing for the elderly</w:t>
+      </w:r>
+    </w:p>
+    <w:p>
+      <w:r>
+        <w:t xml:space="preserve">(d) Scholarships for nursing students</w:t>
+      </w:r>
+    </w:p>
+    <w:p>
+      <w:r>
+        <w:t xml:space="preserve">Answer: a</w:t>
+      </w:r>
+    </w:p>
+    <w:p>
+      <w:r>
+        <w:t xml:space="preserve">Solution: ✅ Correct Answer: a</w:t>
+      </w:r>
+    </w:p>
+    <w:p>
+      <w:r>
+        <w:t xml:space="preserve">🧠 Clinical Rationale: JSY is a conditional cash transfer scheme under the National Health Mission that gives cash incentives to pregnant women — especially SC/ST and low-income — for delivering in a government health facility.</w:t>
+      </w:r>
+    </w:p>
+    <w:p>
+      <w:r>
+        <w:t xml:space="preserve">❌ Why Not Other Options?</w:t>
+      </w:r>
+    </w:p>
+    <w:p>
+      <w:r>
+        <w:t xml:space="preserve">(b) — Cancer medicine support is a different programme (e.g., HRC under NHM).</w:t>
+      </w:r>
+    </w:p>
+    <w:p>
+      <w:r>
+        <w:t xml:space="preserve">(c) — Elderly housing is a social welfare scheme, not JSY.</w:t>
+      </w:r>
+    </w:p>
+    <w:p>
+      <w:r>
+        <w:t xml:space="preserve">(d) — Nursing scholarships are education schemes (e.g., NSDF), not JSY.</w:t>
+      </w:r>
+    </w:p>
+    <w:p>
+      <w:r>
+        <w:t xml:space="preserve">⚠️ Exam Trap: Scheme-purpose matching — JSY = cash for institutional delivery; distinguish from JSSK = free entitlements (delivery, drugs, diagnostics) for pregnant women and sick newborns.</w:t>
+      </w:r>
+    </w:p>
+    <w:p>
+      <w:r>
+        <w:t xml:space="preserve">💎 PNC Pearl: "JSY pays for delivery in a facility; JSSK makes the facility care free."</w:t>
+      </w:r>
+    </w:p>
+    <w:p>
+      <w:r>
+        <w:t xml:space="preserve">Positive Marks: 1</w:t>
+      </w:r>
+    </w:p>
+    <w:p>
+      <w:r>
+        <w:t xml:space="preserve">Negative Marks: 0.25</w:t>
+      </w:r>
+    </w:p>
+    <w:p>
+      <w:r>
+        <w:t xml:space="preserve"/>
+      </w:r>
+    </w:p>
+    <w:p>
+      <w:r>
+        <w:t xml:space="preserve">Question: The definitive treatment for ventricular fibrillation is</w:t>
+      </w:r>
+    </w:p>
+    <w:p>
+      <w:r>
+        <w:t xml:space="preserve">(a) Immediate defibrillation</w:t>
+      </w:r>
+    </w:p>
+    <w:p>
+      <w:r>
+        <w:t xml:space="preserve">(b) Intravenous calcium</w:t>
+      </w:r>
+    </w:p>
+    <w:p>
+      <w:r>
+        <w:t xml:space="preserve">(c) Oral beta-blocker only</w:t>
+      </w:r>
+    </w:p>
+    <w:p>
+      <w:r>
+        <w:t xml:space="preserve">(d) Waiting for spontaneous recovery</w:t>
+      </w:r>
+    </w:p>
+    <w:p>
+      <w:r>
+        <w:t xml:space="preserve">Answer: a</w:t>
+      </w:r>
+    </w:p>
+    <w:p>
+      <w:r>
+        <w:t xml:space="preserve">Solution: ✅ Correct Answer: a</w:t>
+      </w:r>
+    </w:p>
+    <w:p>
+      <w:r>
+        <w:t xml:space="preserve">🧠 Clinical Rationale: VF is a shockable rhythm — immediate defibrillation is definitive treatment, and every minute of delay reduces survival by about 10%.</w:t>
+      </w:r>
+    </w:p>
+    <w:p>
+      <w:r>
+        <w:t xml:space="preserve">❌ Why Not Other Options?</w:t>
+      </w:r>
+    </w:p>
+    <w:p>
+      <w:r>
+        <w:t xml:space="preserve">(b) — IV calcium is used for hyperkalemia and calcium-channel blocker toxicity, not VF.</w:t>
+      </w:r>
+    </w:p>
+    <w:p>
+      <w:r>
+        <w:t xml:space="preserve">(c) — Beta-blockers cannot terminate VF and are not given during arrest.</w:t>
+      </w:r>
+    </w:p>
+    <w:p>
+      <w:r>
+        <w:t xml:space="preserve">(d) — VF never terminates spontaneously; without shock it degenerates to asystole.</w:t>
+      </w:r>
+    </w:p>
+    <w:p>
+      <w:r>
+        <w:t xml:space="preserve">⚠️ Exam Trap: "Shockable rhythms = VF and pulseless VT; non-shockable = asystole and PEA." Defibrillate the shockable pair without delay — CPR until the shock is ready.</w:t>
+      </w:r>
+    </w:p>
+    <w:p>
+      <w:r>
+        <w:t xml:space="preserve">💎 PNC Pearl: "VF = shock now. Shockable pair: VF + pulseless VT."</w:t>
+      </w:r>
+    </w:p>
+    <w:p>
+      <w:r>
+        <w:t xml:space="preserve">Positive Marks: 1</w:t>
+      </w:r>
+    </w:p>
+    <w:p>
+      <w:r>
+        <w:t xml:space="preserve">Negative Marks: 0.25</w:t>
+      </w:r>
+    </w:p>
+    <w:p>
+      <w:r>
+        <w:t xml:space="preserve"/>
+      </w:r>
+    </w:p>
+    <w:p>
+      <w:r>
+        <w:t xml:space="preserve">Question: Kwashiorkor is characterized by</w:t>
+      </w:r>
+    </w:p>
+    <w:p>
+      <w:r>
+        <w:t xml:space="preserve">(a) Edema with protein deficiency</w:t>
+      </w:r>
+    </w:p>
+    <w:p>
+      <w:r>
+        <w:t xml:space="preserve">(b) Extreme emaciation without edema</w:t>
+      </w:r>
+    </w:p>
+    <w:p>
+      <w:r>
+        <w:t xml:space="preserve">(c) Excess vitamin intake</w:t>
+      </w:r>
+    </w:p>
+    <w:p>
+      <w:r>
+        <w:t xml:space="preserve">(d) Calcium deficiency only</w:t>
+      </w:r>
+    </w:p>
+    <w:p>
+      <w:r>
+        <w:t xml:space="preserve">Answer: a</w:t>
+      </w:r>
+    </w:p>
+    <w:p>
+      <w:r>
+        <w:t xml:space="preserve">Solution: ✅ Correct Answer: a</w:t>
+      </w:r>
+    </w:p>
+    <w:p>
+      <w:r>
+        <w:t xml:space="preserve">🧠 Clinical Rationale: Kwashiorkor is protein-deficiency malnutrition presenting with edema, pot belly, depigmented thinning hair, skin changes, and apathy — protein is needed to hold fluid in the vessels.</w:t>
+      </w:r>
+    </w:p>
+    <w:p>
+      <w:r>
+        <w:t xml:space="preserve">❌ Why Not Other Options?</w:t>
+      </w:r>
+    </w:p>
+    <w:p>
+      <w:r>
+        <w:t xml:space="preserve">(b) — Extreme emaciation WITHOUT edema is marasmus — total calorie deficiency.</w:t>
+      </w:r>
+    </w:p>
+    <w:p>
+      <w:r>
+        <w:t xml:space="preserve">(c) — Excess vitamin intake is hypervitaminosis, unrelated.</w:t>
+      </w:r>
+    </w:p>
+    <w:p>
+      <w:r>
+        <w:t xml:space="preserve">(d) — Calcium deficiency causes rickets, not kwashiorkor.</w:t>
+      </w:r>
+    </w:p>
+    <w:p>
+      <w:r>
+        <w:t xml:space="preserve">⚠️ Exam Trap: The PEM contrast — "kwashiorkor = 'the displaced child' with EDEMA and pot belly (protein missing, calories present); marasmus = 'wasting away' with NO edema (everything missing)."</w:t>
+      </w:r>
+    </w:p>
+    <w:p>
+      <w:r>
+        <w:t xml:space="preserve">💎 PNC Pearl: "Kwashiorkor: swollen belly, protein-starved; Marasmus: skin and bone, calorie-starved."</w:t>
+      </w:r>
+    </w:p>
+    <w:p>
+      <w:r>
+        <w:t xml:space="preserve">Positive Marks: 1</w:t>
+      </w:r>
+    </w:p>
+    <w:p>
+      <w:r>
+        <w:t xml:space="preserve">Negative Marks: 0.25</w:t>
+      </w:r>
+    </w:p>
+    <w:p>
+      <w:r>
+        <w:t xml:space="preserve"/>
+      </w:r>
+    </w:p>
+    <w:p>
+      <w:r>
+        <w:t xml:space="preserve">Question: The nursing progress note that records Subjective data, Objective data, Assessment and Plan is called the</w:t>
+      </w:r>
+    </w:p>
+    <w:p>
+      <w:r>
+        <w:t xml:space="preserve">(a) SOAP format</w:t>
+      </w:r>
+    </w:p>
+    <w:p>
+      <w:r>
+        <w:t xml:space="preserve">(b) PIE format</w:t>
+      </w:r>
+    </w:p>
+    <w:p>
+      <w:r>
+        <w:t xml:space="preserve">(c) Narrative format</w:t>
+      </w:r>
+    </w:p>
+    <w:p>
+      <w:r>
+        <w:t xml:space="preserve">(d) Focus charting only</w:t>
+      </w:r>
+    </w:p>
+    <w:p>
+      <w:r>
+        <w:t xml:space="preserve">Answer: a</w:t>
+      </w:r>
+    </w:p>
+    <w:p>
+      <w:r>
+        <w:t xml:space="preserve">Solution: ✅ Correct Answer: a</w:t>
+      </w:r>
+    </w:p>
+    <w:p>
+      <w:r>
+        <w:t xml:space="preserve">🧠 Clinical Rationale: SOAP — Subjective, Objective, Assessment, Plan — is the structured problem-oriented documentation format; the 'S' is what the patient says and 'O' is what the nurse observes/measures.</w:t>
+      </w:r>
+    </w:p>
+    <w:p>
+      <w:r>
+        <w:t xml:space="preserve">❌ Why Not Other Options?</w:t>
+      </w:r>
+    </w:p>
+    <w:p>
+      <w:r>
+        <w:t xml:space="preserve">(b) — PIE = Problem, Intervention, Evaluation — a different documentation system.</w:t>
+      </w:r>
+    </w:p>
+    <w:p>
+      <w:r>
+        <w:t xml:space="preserve">(c) — Narrative notes are unstructured free text.</w:t>
+      </w:r>
+    </w:p>
+    <w:p>
+      <w:r>
+        <w:t xml:space="preserve">(d) — Focus charting uses DAR (Data, Action, Response), not SOAP.</w:t>
+      </w:r>
+    </w:p>
+    <w:p>
+      <w:r>
+        <w:t xml:space="preserve">⚠️ Exam Trap: Documentation acronyms — "SOAP = Subjective-Objective-Assessment-Plan; PIE = Problem-Intervention-Evaluation; DAR = Data-Action-Response." Match the letters to the system.</w:t>
+      </w:r>
+    </w:p>
+    <w:p>
+      <w:r>
+        <w:t xml:space="preserve">💎 PNC Pearl: "SOAP tells the story: what they said (S), what you saw (O), what you think (A), what you'll do (P)."</w:t>
+      </w:r>
+    </w:p>
+    <w:p>
+      <w:r>
+        <w:t xml:space="preserve">Positive Marks: 1</w:t>
+      </w:r>
+    </w:p>
+    <w:p>
+      <w:r>
+        <w:t xml:space="preserve">Negative Marks: 0.25</w:t>
       </w:r>
     </w:p>
     <w:sectPr>
       <w:pgSz w:w="12240" w:h="15840"/>
-      <w:pgMar w:top="864" w:right="1008" w:bottom="864" w:left="1008" w:header="720" w:footer="720" w:gutter="0"/>
+      <w:pgMar w:top="1440" w:right="1800" w:bottom="1440" w:left="1800" w:header="720" w:footer="720" w:gutter="0"/>
       <w:cols w:space="720"/>
       <w:docGrid w:linePitch="360"/>
     </w:sectPr>
@@ -2535,10 +2065,6 @@
     <w:name w:val="Normal"/>
     <w:qFormat/>
     <w:rsid w:val="00FC693F"/>
-    <w:rPr>
-      <w:rFonts w:ascii="Calibri" w:hAnsi="Calibri"/>
-      <w:sz w:val="22"/>
-    </w:rPr>
   </w:style>
   <w:style w:type="paragraph" w:styleId="Header">
     <w:name w:val="header"/>
